--- a/content/(Do Not Open)/Template/Chaewan_Woo_Cover_Letter_Kor.docx
+++ b/content/(Do Not Open)/Template/Chaewan_Woo_Cover_Letter_Kor.docx
@@ -7,15 +7,15 @@
         <w:pStyle w:val="Title"/>
         <w:rPr>
           <w:rFonts w:eastAsiaTheme="majorHAnsi"/>
-          <w:sz w:val="36"/>
-          <w:szCs w:val="36"/>
+          <w:sz w:val="40"/>
+          <w:szCs w:val="40"/>
         </w:rPr>
       </w:pPr>
       <w:r>
         <w:rPr>
           <w:rFonts w:eastAsiaTheme="majorHAnsi" w:hint="eastAsia"/>
-          <w:sz w:val="36"/>
-          <w:szCs w:val="36"/>
+          <w:sz w:val="40"/>
+          <w:szCs w:val="40"/>
         </w:rPr>
         <w:t>자기소개서</w:t>
       </w:r>
@@ -43,43 +43,151 @@
         <w:rPr>
           <w:rFonts w:asciiTheme="minorHAnsi" w:eastAsiaTheme="minorHAnsi" w:hAnsiTheme="minorHAnsi"/>
         </w:rPr>
-        <w:t>중학교 1학년 1학기까지 마친 후 캐나다로 유학을 떠나 Bayview Middle School을 졸업하였고, 이후</w:t>
+        <w:t xml:space="preserve">중학교 1학년 1학기까지 마친 </w:t>
       </w:r>
       <w:r>
         <w:rPr>
           <w:rFonts w:asciiTheme="minorHAnsi" w:eastAsiaTheme="minorHAnsi" w:hAnsiTheme="minorHAnsi" w:hint="eastAsia"/>
         </w:rPr>
-        <w:t xml:space="preserve"> </w:t>
+        <w:t>뒤, 더 넓은 시야와 다양한 경험을 쌓고자 유학을 결심하고</w:t>
       </w:r>
       <w:r>
         <w:rPr>
           <w:rFonts w:asciiTheme="minorHAnsi" w:eastAsiaTheme="minorHAnsi" w:hAnsiTheme="minorHAnsi"/>
         </w:rPr>
-        <w:t>Niagara Christian Community of Schools에서 고등학교 과정을 이어갔습니다.</w:t>
-      </w:r>
-      <w:r>
-        <w:rPr>
-          <w:rFonts w:asciiTheme="majorHAnsi" w:eastAsiaTheme="majorHAnsi" w:hAnsiTheme="majorHAnsi"/>
-        </w:rPr>
-        <w:t xml:space="preserve"> </w:t>
-      </w:r>
-      <w:r>
-        <w:rPr>
-          <w:rFonts w:asciiTheme="majorHAnsi" w:eastAsiaTheme="majorHAnsi" w:hAnsiTheme="majorHAnsi" w:hint="eastAsia"/>
-        </w:rPr>
-        <w:t>열심히 공부</w:t>
-      </w:r>
-      <w:r>
-        <w:rPr>
-          <w:rFonts w:asciiTheme="majorHAnsi" w:eastAsiaTheme="majorHAnsi" w:hAnsiTheme="majorHAnsi" w:hint="eastAsia"/>
-        </w:rPr>
-        <w:t xml:space="preserve">하여 </w:t>
-      </w:r>
-      <w:r>
-        <w:rPr>
-          <w:rFonts w:asciiTheme="majorHAnsi" w:eastAsiaTheme="majorHAnsi" w:hAnsiTheme="majorHAnsi"/>
-        </w:rPr>
-        <w:t>9학년부터 12학년까지 매년 성적 우수생으로 선정되었고, 그 결과 University of Toronto에 입학하여 Computer Science, Mathematics, Statistics를 전공하였습니다.</w:t>
+        <w:t xml:space="preserve"> 캐나다</w:t>
+      </w:r>
+      <w:r>
+        <w:rPr>
+          <w:rFonts w:asciiTheme="minorHAnsi" w:eastAsiaTheme="minorHAnsi" w:hAnsiTheme="minorHAnsi" w:hint="eastAsia"/>
+        </w:rPr>
+        <w:t>로 향했습니다.</w:t>
+      </w:r>
+      <w:r>
+        <w:rPr>
+          <w:rFonts w:asciiTheme="minorHAnsi" w:eastAsiaTheme="minorHAnsi" w:hAnsiTheme="minorHAnsi"/>
+        </w:rPr>
+        <w:t xml:space="preserve"> </w:t>
+      </w:r>
+      <w:r>
+        <w:rPr>
+          <w:rFonts w:asciiTheme="minorHAnsi" w:eastAsiaTheme="minorHAnsi" w:hAnsiTheme="minorHAnsi" w:hint="eastAsia"/>
+        </w:rPr>
+        <w:t xml:space="preserve">낯선 환경 속에서도 빠르게 적응하며 </w:t>
+      </w:r>
+      <w:r>
+        <w:rPr>
+          <w:rFonts w:asciiTheme="minorHAnsi" w:eastAsiaTheme="minorHAnsi" w:hAnsiTheme="minorHAnsi"/>
+        </w:rPr>
+        <w:t>Bayview Middle School</w:t>
+      </w:r>
+      <w:r>
+        <w:rPr>
+          <w:rFonts w:asciiTheme="minorHAnsi" w:eastAsiaTheme="minorHAnsi" w:hAnsiTheme="minorHAnsi" w:hint="eastAsia"/>
+        </w:rPr>
+        <w:t xml:space="preserve">에서 중학교 과정을 </w:t>
+      </w:r>
+      <w:r>
+        <w:rPr>
+          <w:rFonts w:asciiTheme="minorHAnsi" w:eastAsiaTheme="minorHAnsi" w:hAnsiTheme="minorHAnsi" w:hint="eastAsia"/>
+        </w:rPr>
+        <w:t>성실히 마쳤습니다. 이후</w:t>
+      </w:r>
+      <w:r>
+        <w:rPr>
+          <w:rFonts w:asciiTheme="minorHAnsi" w:eastAsiaTheme="minorHAnsi" w:hAnsiTheme="minorHAnsi"/>
+        </w:rPr>
+        <w:t xml:space="preserve"> </w:t>
+      </w:r>
+      <w:r>
+        <w:rPr>
+          <w:rFonts w:asciiTheme="minorHAnsi" w:eastAsiaTheme="minorHAnsi" w:hAnsiTheme="minorHAnsi"/>
+        </w:rPr>
+        <w:t xml:space="preserve">Niagara Christian Community of Schools에서 고등학교 </w:t>
+      </w:r>
+      <w:r>
+        <w:rPr>
+          <w:rFonts w:asciiTheme="minorHAnsi" w:eastAsiaTheme="minorHAnsi" w:hAnsiTheme="minorHAnsi" w:hint="eastAsia"/>
+        </w:rPr>
+        <w:t xml:space="preserve">전 </w:t>
+      </w:r>
+      <w:r>
+        <w:rPr>
+          <w:rFonts w:asciiTheme="minorHAnsi" w:eastAsiaTheme="minorHAnsi" w:hAnsiTheme="minorHAnsi"/>
+        </w:rPr>
+        <w:t xml:space="preserve">과정을 </w:t>
+      </w:r>
+      <w:r>
+        <w:rPr>
+          <w:rFonts w:asciiTheme="minorHAnsi" w:eastAsiaTheme="minorHAnsi" w:hAnsiTheme="minorHAnsi" w:hint="eastAsia"/>
+        </w:rPr>
+        <w:t>이수하며 학업에</w:t>
+      </w:r>
+      <w:r>
+        <w:rPr>
+          <w:rFonts w:asciiTheme="minorHAnsi" w:eastAsiaTheme="minorHAnsi" w:hAnsiTheme="minorHAnsi" w:hint="eastAsia"/>
+        </w:rPr>
+        <w:t xml:space="preserve"> </w:t>
+      </w:r>
+      <w:r>
+        <w:rPr>
+          <w:rFonts w:asciiTheme="minorHAnsi" w:eastAsiaTheme="minorHAnsi" w:hAnsiTheme="minorHAnsi" w:hint="eastAsia"/>
+        </w:rPr>
+        <w:t>꾸</w:t>
+      </w:r>
+      <w:r>
+        <w:rPr>
+          <w:rFonts w:asciiTheme="minorHAnsi" w:eastAsiaTheme="minorHAnsi" w:hAnsiTheme="minorHAnsi" w:hint="eastAsia"/>
+        </w:rPr>
+        <w:t>준</w:t>
+      </w:r>
+      <w:r>
+        <w:rPr>
+          <w:rFonts w:asciiTheme="minorHAnsi" w:eastAsiaTheme="minorHAnsi" w:hAnsiTheme="minorHAnsi" w:hint="eastAsia"/>
+        </w:rPr>
+        <w:t>하게</w:t>
+      </w:r>
+      <w:r>
+        <w:rPr>
+          <w:rFonts w:asciiTheme="minorHAnsi" w:eastAsiaTheme="minorHAnsi" w:hAnsiTheme="minorHAnsi" w:hint="eastAsia"/>
+        </w:rPr>
+        <w:t xml:space="preserve"> </w:t>
+      </w:r>
+      <w:r>
+        <w:rPr>
+          <w:rFonts w:asciiTheme="minorHAnsi" w:eastAsiaTheme="minorHAnsi" w:hAnsiTheme="minorHAnsi" w:hint="eastAsia"/>
+        </w:rPr>
+        <w:t>몰두했습니다.</w:t>
+      </w:r>
+      <w:r>
+        <w:rPr>
+          <w:rFonts w:asciiTheme="minorHAnsi" w:eastAsiaTheme="minorHAnsi" w:hAnsiTheme="minorHAnsi" w:hint="eastAsia"/>
+        </w:rPr>
+        <w:t xml:space="preserve"> </w:t>
+      </w:r>
+      <w:r>
+        <w:rPr>
+          <w:rFonts w:asciiTheme="majorHAnsi" w:eastAsiaTheme="majorHAnsi" w:hAnsiTheme="majorHAnsi"/>
+        </w:rPr>
+        <w:t xml:space="preserve">9학년부터 12학년까지 매년 성적 우수생으로 선정되었고, </w:t>
+      </w:r>
+      <w:r>
+        <w:rPr>
+          <w:rFonts w:asciiTheme="majorHAnsi" w:eastAsiaTheme="majorHAnsi" w:hAnsiTheme="majorHAnsi" w:hint="eastAsia"/>
+        </w:rPr>
+        <w:t xml:space="preserve">동시에 기숙사 내에 학생 사감으로 활동하며 공동체의 질서 유지를 돕고 후배들의 생활 적응을 지원하는 등 책임감 있는 역할도 수행했습니다. 이러한 경험을 바탕으로 </w:t>
+      </w:r>
+      <w:r>
+        <w:rPr>
+          <w:rFonts w:asciiTheme="majorHAnsi" w:eastAsiaTheme="majorHAnsi" w:hAnsiTheme="majorHAnsi"/>
+        </w:rPr>
+        <w:t>University of Toronto에 입학하여 Computer Science, Mathematics, Statistics를 전공</w:t>
+      </w:r>
+      <w:r>
+        <w:rPr>
+          <w:rFonts w:asciiTheme="majorHAnsi" w:eastAsiaTheme="majorHAnsi" w:hAnsiTheme="majorHAnsi" w:hint="eastAsia"/>
+        </w:rPr>
+        <w:t>했습니다.</w:t>
       </w:r>
     </w:p>
     <w:p>
@@ -141,7 +249,33 @@
         <w:rPr>
           <w:rFonts w:asciiTheme="majorHAnsi" w:eastAsiaTheme="majorHAnsi" w:hAnsiTheme="majorHAnsi"/>
         </w:rPr>
-        <w:t xml:space="preserve"> University of Toronto 재학 중 Overwatch가 세계적으로 </w:t>
+        <w:t xml:space="preserve"> University of Toronto 재학 중 </w:t>
+      </w:r>
+      <w:proofErr w:type="spellStart"/>
+      <w:r>
+        <w:rPr>
+          <w:rFonts w:asciiTheme="majorHAnsi" w:eastAsiaTheme="majorHAnsi" w:hAnsiTheme="majorHAnsi"/>
+        </w:rPr>
+        <w:t>Overwatch</w:t>
+      </w:r>
+      <w:proofErr w:type="spellEnd"/>
+      <w:r>
+        <w:rPr>
+          <w:rFonts w:asciiTheme="majorHAnsi" w:eastAsiaTheme="majorHAnsi" w:hAnsiTheme="majorHAnsi" w:hint="eastAsia"/>
+        </w:rPr>
+        <w:t>게임이</w:t>
+      </w:r>
+      <w:r>
+        <w:rPr>
+          <w:rFonts w:asciiTheme="majorHAnsi" w:eastAsiaTheme="majorHAnsi" w:hAnsiTheme="majorHAnsi"/>
+        </w:rPr>
+        <w:t xml:space="preserve"> </w:t>
+      </w:r>
+      <w:r>
+        <w:rPr>
+          <w:rFonts w:asciiTheme="majorHAnsi" w:eastAsiaTheme="majorHAnsi" w:hAnsiTheme="majorHAnsi"/>
+        </w:rPr>
+        <w:t xml:space="preserve">세계적으로 </w:t>
       </w:r>
       <w:r>
         <w:rPr>
@@ -157,21 +291,41 @@
       </w:r>
       <w:r>
         <w:rPr>
-          <w:rFonts w:asciiTheme="majorHAnsi" w:eastAsiaTheme="majorHAnsi" w:hAnsiTheme="majorHAnsi"/>
-        </w:rPr>
-        <w:t xml:space="preserve">고, 우연히 Overwatch 동아리를 만든 친구를 통해 </w:t>
-      </w:r>
-      <w:r>
-        <w:rPr>
-          <w:rFonts w:asciiTheme="majorHAnsi" w:eastAsiaTheme="majorHAnsi" w:hAnsiTheme="majorHAnsi" w:hint="eastAsia"/>
-        </w:rPr>
-        <w:t xml:space="preserve">게임동아리 </w:t>
-      </w:r>
-      <w:r>
-        <w:rPr>
-          <w:rFonts w:asciiTheme="majorHAnsi" w:eastAsiaTheme="majorHAnsi" w:hAnsiTheme="majorHAnsi"/>
-        </w:rPr>
-        <w:t>활동에 참여하게 되었습니다. 게임을 본격적으로 시작한 지 얼마 되지 않아 북미 서버 랭킹 200위권에 올랐으며, Blizzard Entertainment가 주최한</w:t>
+          <w:rFonts w:asciiTheme="majorHAnsi" w:eastAsiaTheme="majorHAnsi" w:hAnsiTheme="majorHAnsi" w:hint="eastAsia"/>
+        </w:rPr>
+        <w:t xml:space="preserve">고, 직접 </w:t>
+      </w:r>
+      <w:proofErr w:type="spellStart"/>
+      <w:r>
+        <w:rPr>
+          <w:rFonts w:asciiTheme="majorHAnsi" w:eastAsiaTheme="majorHAnsi" w:hAnsiTheme="majorHAnsi"/>
+        </w:rPr>
+        <w:t>Overwatch</w:t>
+      </w:r>
+      <w:proofErr w:type="spellEnd"/>
+      <w:r>
+        <w:rPr>
+          <w:rFonts w:asciiTheme="majorHAnsi" w:eastAsiaTheme="majorHAnsi" w:hAnsiTheme="majorHAnsi" w:hint="eastAsia"/>
+        </w:rPr>
+        <w:t xml:space="preserve">게임 </w:t>
+      </w:r>
+      <w:r>
+        <w:rPr>
+          <w:rFonts w:asciiTheme="majorHAnsi" w:eastAsiaTheme="majorHAnsi" w:hAnsiTheme="majorHAnsi"/>
+        </w:rPr>
+        <w:t>동아리</w:t>
+      </w:r>
+      <w:r>
+        <w:rPr>
+          <w:rFonts w:asciiTheme="majorHAnsi" w:eastAsiaTheme="majorHAnsi" w:hAnsiTheme="majorHAnsi" w:hint="eastAsia"/>
+        </w:rPr>
+        <w:t>에 참여해 전략 리더로써 활동을 주도했습니다</w:t>
+      </w:r>
+      <w:r>
+        <w:rPr>
+          <w:rFonts w:asciiTheme="majorHAnsi" w:eastAsiaTheme="majorHAnsi" w:hAnsiTheme="majorHAnsi"/>
+        </w:rPr>
+        <w:t>. 게임을 본격적으로 시작한 지 얼마 되지 않아 북미 서버 랭킹 200위권에 올랐으며, Blizzard Entertainment가 주최한</w:t>
       </w:r>
       <w:r>
         <w:rPr>
@@ -207,25 +361,71 @@
         <w:rPr>
           <w:rFonts w:asciiTheme="majorHAnsi" w:eastAsiaTheme="majorHAnsi" w:hAnsiTheme="majorHAnsi"/>
         </w:rPr>
-        <w:t xml:space="preserve"> Tespa Collegiate Series: Overwatch 2016 대회에서는 북미 지역 약 500개 팀 중 소속 동아리가 2위를 차지하는 성과를 거두었습니다.</w:t>
-      </w:r>
-      <w:r>
-        <w:rPr>
-          <w:rFonts w:asciiTheme="majorHAnsi" w:eastAsiaTheme="majorHAnsi" w:hAnsiTheme="majorHAnsi"/>
-        </w:rPr>
-        <w:t xml:space="preserve"> </w:t>
-      </w:r>
-      <w:r>
-        <w:rPr>
-          <w:rFonts w:asciiTheme="majorHAnsi" w:eastAsiaTheme="majorHAnsi" w:hAnsiTheme="majorHAnsi" w:hint="eastAsia"/>
-        </w:rPr>
-        <w:t>이 시기를 계기로 게임에 대한 흥미를 단순한 취미를 넘어서</w:t>
-      </w:r>
-      <w:r>
-        <w:rPr>
-          <w:rFonts w:asciiTheme="majorHAnsi" w:eastAsiaTheme="majorHAnsi" w:hAnsiTheme="majorHAnsi" w:hint="eastAsia"/>
-        </w:rPr>
-        <w:t>서 게임의 원리와 구성, 마케팅 등에 대한 관심을 갖게 되었습니다.</w:t>
+        <w:t xml:space="preserve"> </w:t>
+      </w:r>
+      <w:proofErr w:type="spellStart"/>
+      <w:r>
+        <w:rPr>
+          <w:rFonts w:asciiTheme="majorHAnsi" w:eastAsiaTheme="majorHAnsi" w:hAnsiTheme="majorHAnsi"/>
+        </w:rPr>
+        <w:t>Tespa</w:t>
+      </w:r>
+      <w:proofErr w:type="spellEnd"/>
+      <w:r>
+        <w:rPr>
+          <w:rFonts w:asciiTheme="majorHAnsi" w:eastAsiaTheme="majorHAnsi" w:hAnsiTheme="majorHAnsi"/>
+        </w:rPr>
+        <w:t xml:space="preserve"> Collegiate Series: </w:t>
+      </w:r>
+      <w:proofErr w:type="spellStart"/>
+      <w:r>
+        <w:rPr>
+          <w:rFonts w:asciiTheme="majorHAnsi" w:eastAsiaTheme="majorHAnsi" w:hAnsiTheme="majorHAnsi"/>
+        </w:rPr>
+        <w:t>Overwatch</w:t>
+      </w:r>
+      <w:proofErr w:type="spellEnd"/>
+      <w:r>
+        <w:rPr>
+          <w:rFonts w:asciiTheme="majorHAnsi" w:eastAsiaTheme="majorHAnsi" w:hAnsiTheme="majorHAnsi"/>
+        </w:rPr>
+        <w:t xml:space="preserve"> 2016 대회에서는 북미 지역 약 500개 팀 중 소속 동아리가 2위를 차지하는 성과를 거두었습니다.</w:t>
+      </w:r>
+      <w:r>
+        <w:rPr>
+          <w:rFonts w:asciiTheme="majorHAnsi" w:eastAsiaTheme="majorHAnsi" w:hAnsiTheme="majorHAnsi"/>
+        </w:rPr>
+        <w:t xml:space="preserve"> </w:t>
+      </w:r>
+      <w:r>
+        <w:rPr>
+          <w:rFonts w:asciiTheme="majorHAnsi" w:eastAsiaTheme="majorHAnsi" w:hAnsiTheme="majorHAnsi" w:hint="eastAsia"/>
+        </w:rPr>
+        <w:t xml:space="preserve">이 시기를 계기로 게임에 대한 </w:t>
+      </w:r>
+      <w:r>
+        <w:rPr>
+          <w:rFonts w:asciiTheme="majorHAnsi" w:eastAsiaTheme="majorHAnsi" w:hAnsiTheme="majorHAnsi" w:hint="eastAsia"/>
+        </w:rPr>
+        <w:t>흥미가</w:t>
+      </w:r>
+      <w:r>
+        <w:rPr>
+          <w:rFonts w:asciiTheme="majorHAnsi" w:eastAsiaTheme="majorHAnsi" w:hAnsiTheme="majorHAnsi" w:hint="eastAsia"/>
+        </w:rPr>
+        <w:t xml:space="preserve"> 단순한 취미를 넘어서</w:t>
+      </w:r>
+      <w:r>
+        <w:rPr>
+          <w:rFonts w:asciiTheme="majorHAnsi" w:eastAsiaTheme="majorHAnsi" w:hAnsiTheme="majorHAnsi" w:hint="eastAsia"/>
+        </w:rPr>
+        <w:t xml:space="preserve">서 게임의 원리와 구성, 마케팅 등에 대한 </w:t>
+      </w:r>
+      <w:r>
+        <w:rPr>
+          <w:rFonts w:asciiTheme="majorHAnsi" w:eastAsiaTheme="majorHAnsi" w:hAnsiTheme="majorHAnsi" w:hint="eastAsia"/>
+        </w:rPr>
+        <w:t>관심으로 발전했습니다.</w:t>
       </w:r>
     </w:p>
     <w:p>
@@ -239,13 +439,7 @@
         <w:rPr>
           <w:rFonts w:asciiTheme="majorHAnsi" w:eastAsiaTheme="majorHAnsi" w:hAnsiTheme="majorHAnsi"/>
         </w:rPr>
-        <w:t xml:space="preserve">이후 군 복무를 위해 한국에 귀국한 뒤, </w:t>
-      </w:r>
-      <w:r>
-        <w:rPr>
-          <w:rFonts w:asciiTheme="majorHAnsi" w:eastAsiaTheme="majorHAnsi" w:hAnsiTheme="majorHAnsi"/>
-        </w:rPr>
-        <w:t>코로</w:t>
+        <w:t>이후 군 복무를 위해 한국에 귀국한 뒤, 코로</w:t>
       </w:r>
       <w:r>
         <w:rPr>
@@ -257,13 +451,133 @@
         <w:rPr>
           <w:rFonts w:asciiTheme="majorHAnsi" w:eastAsiaTheme="majorHAnsi" w:hAnsiTheme="majorHAnsi"/>
         </w:rPr>
-        <w:t>-</w:t>
-      </w:r>
-      <w:r>
-        <w:rPr>
-          <w:rFonts w:asciiTheme="majorHAnsi" w:eastAsiaTheme="majorHAnsi" w:hAnsiTheme="majorHAnsi"/>
-        </w:rPr>
-        <w:t xml:space="preserve">19 팬데믹의 발생으로 인해 입대가 지연되었고 외부 활동도 크게 제한된 상황 속에서, 자연스럽게 취미였던 게임을 다시 접하게 되었습니다. 그 기간 동안 </w:t>
+        <w:t xml:space="preserve">-19 팬데믹의 발생으로 인해 입대가 </w:t>
+      </w:r>
+      <w:r>
+        <w:rPr>
+          <w:rFonts w:asciiTheme="majorHAnsi" w:eastAsiaTheme="majorHAnsi" w:hAnsiTheme="majorHAnsi" w:hint="eastAsia"/>
+        </w:rPr>
+        <w:t>연기</w:t>
+      </w:r>
+      <w:r>
+        <w:rPr>
+          <w:rFonts w:asciiTheme="majorHAnsi" w:eastAsiaTheme="majorHAnsi" w:hAnsiTheme="majorHAnsi"/>
+        </w:rPr>
+        <w:t>되었고</w:t>
+      </w:r>
+      <w:r>
+        <w:rPr>
+          <w:rFonts w:asciiTheme="majorHAnsi" w:eastAsiaTheme="majorHAnsi" w:hAnsiTheme="majorHAnsi" w:hint="eastAsia"/>
+        </w:rPr>
+        <w:t>,</w:t>
+      </w:r>
+      <w:r>
+        <w:rPr>
+          <w:rFonts w:asciiTheme="majorHAnsi" w:eastAsiaTheme="majorHAnsi" w:hAnsiTheme="majorHAnsi"/>
+        </w:rPr>
+        <w:t xml:space="preserve"> 외부 활동도 크게 </w:t>
+      </w:r>
+      <w:r>
+        <w:rPr>
+          <w:rFonts w:asciiTheme="majorHAnsi" w:eastAsiaTheme="majorHAnsi" w:hAnsiTheme="majorHAnsi"/>
+        </w:rPr>
+        <w:t>제한</w:t>
+      </w:r>
+      <w:r>
+        <w:rPr>
+          <w:rFonts w:asciiTheme="majorHAnsi" w:eastAsiaTheme="majorHAnsi" w:hAnsiTheme="majorHAnsi" w:hint="eastAsia"/>
+        </w:rPr>
+        <w:t>되는</w:t>
+      </w:r>
+      <w:r>
+        <w:rPr>
+          <w:rFonts w:asciiTheme="majorHAnsi" w:eastAsiaTheme="majorHAnsi" w:hAnsiTheme="majorHAnsi"/>
+        </w:rPr>
+        <w:t xml:space="preserve"> </w:t>
+      </w:r>
+      <w:r>
+        <w:rPr>
+          <w:rFonts w:asciiTheme="majorHAnsi" w:eastAsiaTheme="majorHAnsi" w:hAnsiTheme="majorHAnsi" w:hint="eastAsia"/>
+        </w:rPr>
+        <w:t>답답한 시기가 이어졌습니다.</w:t>
+      </w:r>
+      <w:r>
+        <w:rPr>
+          <w:rFonts w:asciiTheme="majorHAnsi" w:eastAsiaTheme="majorHAnsi" w:hAnsiTheme="majorHAnsi"/>
+        </w:rPr>
+        <w:t xml:space="preserve"> </w:t>
+      </w:r>
+      <w:r>
+        <w:rPr>
+          <w:rFonts w:asciiTheme="majorHAnsi" w:eastAsiaTheme="majorHAnsi" w:hAnsiTheme="majorHAnsi" w:hint="eastAsia"/>
+        </w:rPr>
+        <w:t xml:space="preserve">입대를 </w:t>
+      </w:r>
+      <w:r>
+        <w:rPr>
+          <w:rFonts w:asciiTheme="majorHAnsi" w:eastAsiaTheme="majorHAnsi" w:hAnsiTheme="majorHAnsi" w:hint="eastAsia"/>
+        </w:rPr>
+        <w:t>기다리며</w:t>
+      </w:r>
+      <w:r>
+        <w:rPr>
+          <w:rFonts w:asciiTheme="majorHAnsi" w:eastAsiaTheme="majorHAnsi" w:hAnsiTheme="majorHAnsi" w:hint="eastAsia"/>
+        </w:rPr>
+        <w:t xml:space="preserve"> 이 시간을 의미 있게 활용하고자, </w:t>
+      </w:r>
+      <w:r>
+        <w:rPr>
+          <w:rFonts w:asciiTheme="majorHAnsi" w:eastAsiaTheme="majorHAnsi" w:hAnsiTheme="majorHAnsi" w:hint="eastAsia"/>
+        </w:rPr>
+        <w:t>대학교 동아리에서 전략 리더로 활동 했던</w:t>
+      </w:r>
+      <w:r>
+        <w:rPr>
+          <w:rFonts w:asciiTheme="majorHAnsi" w:eastAsiaTheme="majorHAnsi" w:hAnsiTheme="majorHAnsi" w:hint="eastAsia"/>
+        </w:rPr>
+        <w:t xml:space="preserve"> 경험을 바탕으로</w:t>
+      </w:r>
+      <w:r>
+        <w:rPr>
+          <w:rFonts w:asciiTheme="majorHAnsi" w:eastAsiaTheme="majorHAnsi" w:hAnsiTheme="majorHAnsi" w:hint="eastAsia"/>
+        </w:rPr>
+        <w:t xml:space="preserve"> 게임 코치 </w:t>
+      </w:r>
+      <w:r>
+        <w:rPr>
+          <w:rFonts w:asciiTheme="majorHAnsi" w:eastAsiaTheme="majorHAnsi" w:hAnsiTheme="majorHAnsi" w:hint="eastAsia"/>
+        </w:rPr>
+        <w:t>또는</w:t>
+      </w:r>
+      <w:r>
+        <w:rPr>
+          <w:rFonts w:asciiTheme="majorHAnsi" w:eastAsiaTheme="majorHAnsi" w:hAnsiTheme="majorHAnsi" w:hint="eastAsia"/>
+        </w:rPr>
+        <w:t xml:space="preserve"> 전략 분석가로 활동해보기</w:t>
+      </w:r>
+      <w:r>
+        <w:rPr>
+          <w:rFonts w:asciiTheme="majorHAnsi" w:eastAsiaTheme="majorHAnsi" w:hAnsiTheme="majorHAnsi" w:hint="eastAsia"/>
+        </w:rPr>
+        <w:t>로 결심하며,</w:t>
+      </w:r>
+      <w:r>
+        <w:rPr>
+          <w:rFonts w:asciiTheme="majorHAnsi" w:eastAsiaTheme="majorHAnsi" w:hAnsiTheme="majorHAnsi"/>
+        </w:rPr>
+        <w:t xml:space="preserve"> 취미였던 게임을 다시 </w:t>
+      </w:r>
+      <w:r>
+        <w:rPr>
+          <w:rFonts w:asciiTheme="majorHAnsi" w:eastAsiaTheme="majorHAnsi" w:hAnsiTheme="majorHAnsi" w:hint="eastAsia"/>
+        </w:rPr>
+        <w:t xml:space="preserve">깊이 있게 </w:t>
+      </w:r>
+      <w:r>
+        <w:rPr>
+          <w:rFonts w:asciiTheme="majorHAnsi" w:eastAsiaTheme="majorHAnsi" w:hAnsiTheme="majorHAnsi"/>
+        </w:rPr>
+        <w:t xml:space="preserve">접하게 되었습니다. 그 기간 동안 </w:t>
       </w:r>
       <w:r>
         <w:rPr>
@@ -277,7 +591,230 @@
         <w:rPr>
           <w:rFonts w:asciiTheme="majorHAnsi" w:eastAsiaTheme="majorHAnsi" w:hAnsiTheme="majorHAnsi"/>
         </w:rPr>
-        <w:t>를 플레이하며 한국 서버 랭킹 1위, 전 세계 랭킹 31위라는 성과를 거두었습니다. 이로 인해 여러 프로게이머 팀으로부터 입단 제의를 받았으나, 프로게이머로서의 수명이 짧다는 점, 그리고 평소에 게임을 하면서 단순히 즐기는 것에 그치지 않고 항상 새로운 게임을 접할 때마다 ‘어떤 시스템이나 메커니즘이 추가되면 더 좋지 않을까?’라는 고민을 해왔던 저로서는, 이러한 사고방식이 단순한 플레이어를 넘어 게임에 더 깊이 관여하고 개발에도 참여하고 싶다는 열망으로 이어졌고, 그때부터 게임 개발자의 길을 목표로 선택하게 되었습니다.</w:t>
+        <w:t xml:space="preserve">를 플레이하며 한국 서버 랭킹 1위, 전 세계 랭킹 31위라는 성과를 </w:t>
+      </w:r>
+      <w:r>
+        <w:rPr>
+          <w:rFonts w:asciiTheme="majorHAnsi" w:eastAsiaTheme="majorHAnsi" w:hAnsiTheme="majorHAnsi"/>
+        </w:rPr>
+        <w:t>거</w:t>
+      </w:r>
+      <w:r>
+        <w:rPr>
+          <w:rFonts w:asciiTheme="majorHAnsi" w:eastAsiaTheme="majorHAnsi" w:hAnsiTheme="majorHAnsi" w:hint="eastAsia"/>
+        </w:rPr>
+        <w:t>두며</w:t>
+      </w:r>
+      <w:r>
+        <w:rPr>
+          <w:rFonts w:asciiTheme="majorHAnsi" w:eastAsiaTheme="majorHAnsi" w:hAnsiTheme="majorHAnsi" w:hint="eastAsia"/>
+        </w:rPr>
+        <w:t>, 일본 프로팀</w:t>
+      </w:r>
+      <w:r>
+        <w:rPr>
+          <w:rFonts w:asciiTheme="majorHAnsi" w:eastAsiaTheme="majorHAnsi" w:hAnsiTheme="majorHAnsi" w:hint="eastAsia"/>
+        </w:rPr>
+        <w:t>인</w:t>
+      </w:r>
+      <w:r>
+        <w:rPr>
+          <w:rFonts w:asciiTheme="majorHAnsi" w:eastAsiaTheme="majorHAnsi" w:hAnsiTheme="majorHAnsi" w:hint="eastAsia"/>
+        </w:rPr>
+        <w:t xml:space="preserve"> </w:t>
+      </w:r>
+      <w:r>
+        <w:rPr>
+          <w:rFonts w:asciiTheme="majorHAnsi" w:eastAsiaTheme="majorHAnsi" w:hAnsiTheme="majorHAnsi"/>
+        </w:rPr>
+        <w:t>SCARZ,</w:t>
+      </w:r>
+      <w:r>
+        <w:rPr>
+          <w:rFonts w:asciiTheme="majorHAnsi" w:eastAsiaTheme="majorHAnsi" w:hAnsiTheme="majorHAnsi" w:hint="eastAsia"/>
+        </w:rPr>
+        <w:t xml:space="preserve"> </w:t>
+      </w:r>
+      <w:r>
+        <w:rPr>
+          <w:rFonts w:asciiTheme="majorHAnsi" w:eastAsiaTheme="majorHAnsi" w:hAnsiTheme="majorHAnsi"/>
+        </w:rPr>
+        <w:t>FENNEL</w:t>
+      </w:r>
+      <w:r>
+        <w:rPr>
+          <w:rFonts w:asciiTheme="majorHAnsi" w:eastAsiaTheme="majorHAnsi" w:hAnsiTheme="majorHAnsi" w:hint="eastAsia"/>
+        </w:rPr>
+        <w:t>의</w:t>
+      </w:r>
+      <w:r>
+        <w:rPr>
+          <w:rFonts w:asciiTheme="majorHAnsi" w:eastAsiaTheme="majorHAnsi" w:hAnsiTheme="majorHAnsi"/>
+        </w:rPr>
+        <w:t xml:space="preserve"> </w:t>
+      </w:r>
+      <w:r>
+        <w:rPr>
+          <w:rFonts w:asciiTheme="majorHAnsi" w:eastAsiaTheme="majorHAnsi" w:hAnsiTheme="majorHAnsi" w:hint="eastAsia"/>
+        </w:rPr>
+        <w:t>코치</w:t>
+      </w:r>
+      <w:r>
+        <w:rPr>
+          <w:rFonts w:asciiTheme="majorHAnsi" w:eastAsiaTheme="majorHAnsi" w:hAnsiTheme="majorHAnsi" w:hint="eastAsia"/>
+        </w:rPr>
+        <w:t>와 협업하며</w:t>
+      </w:r>
+      <w:r>
+        <w:rPr>
+          <w:rFonts w:asciiTheme="majorHAnsi" w:eastAsiaTheme="majorHAnsi" w:hAnsiTheme="majorHAnsi" w:hint="eastAsia"/>
+        </w:rPr>
+        <w:t xml:space="preserve"> 전략 분석가로</w:t>
+      </w:r>
+      <w:r>
+        <w:rPr>
+          <w:rFonts w:asciiTheme="majorHAnsi" w:eastAsiaTheme="majorHAnsi" w:hAnsiTheme="majorHAnsi" w:hint="eastAsia"/>
+        </w:rPr>
+        <w:t>도</w:t>
+      </w:r>
+      <w:r>
+        <w:rPr>
+          <w:rFonts w:asciiTheme="majorHAnsi" w:eastAsiaTheme="majorHAnsi" w:hAnsiTheme="majorHAnsi" w:hint="eastAsia"/>
+        </w:rPr>
+        <w:t xml:space="preserve"> 활동</w:t>
+      </w:r>
+      <w:r>
+        <w:rPr>
+          <w:rFonts w:asciiTheme="majorHAnsi" w:eastAsiaTheme="majorHAnsi" w:hAnsiTheme="majorHAnsi" w:hint="eastAsia"/>
+        </w:rPr>
+        <w:t>했습니다.</w:t>
+      </w:r>
+      <w:r>
+        <w:rPr>
+          <w:rFonts w:asciiTheme="majorHAnsi" w:eastAsiaTheme="majorHAnsi" w:hAnsiTheme="majorHAnsi"/>
+        </w:rPr>
+        <w:t xml:space="preserve"> 이로 인해 여러 </w:t>
+      </w:r>
+      <w:r>
+        <w:rPr>
+          <w:rFonts w:asciiTheme="majorHAnsi" w:eastAsiaTheme="majorHAnsi" w:hAnsiTheme="majorHAnsi"/>
+        </w:rPr>
+        <w:t>프로</w:t>
+      </w:r>
+      <w:r>
+        <w:rPr>
+          <w:rFonts w:asciiTheme="majorHAnsi" w:eastAsiaTheme="majorHAnsi" w:hAnsiTheme="majorHAnsi"/>
+        </w:rPr>
+        <w:t xml:space="preserve">팀으로부터 입단 </w:t>
+      </w:r>
+      <w:r>
+        <w:rPr>
+          <w:rFonts w:asciiTheme="majorHAnsi" w:eastAsiaTheme="majorHAnsi" w:hAnsiTheme="majorHAnsi"/>
+        </w:rPr>
+        <w:t>제의</w:t>
+      </w:r>
+      <w:r>
+        <w:rPr>
+          <w:rFonts w:asciiTheme="majorHAnsi" w:eastAsiaTheme="majorHAnsi" w:hAnsiTheme="majorHAnsi" w:hint="eastAsia"/>
+        </w:rPr>
+        <w:t>도</w:t>
+      </w:r>
+      <w:r>
+        <w:rPr>
+          <w:rFonts w:asciiTheme="majorHAnsi" w:eastAsiaTheme="majorHAnsi" w:hAnsiTheme="majorHAnsi"/>
+        </w:rPr>
+        <w:t xml:space="preserve"> </w:t>
+      </w:r>
+      <w:r>
+        <w:rPr>
+          <w:rFonts w:asciiTheme="majorHAnsi" w:eastAsiaTheme="majorHAnsi" w:hAnsiTheme="majorHAnsi"/>
+        </w:rPr>
+        <w:t>받았으나</w:t>
+      </w:r>
+      <w:r>
+        <w:rPr>
+          <w:rFonts w:asciiTheme="majorHAnsi" w:eastAsiaTheme="majorHAnsi" w:hAnsiTheme="majorHAnsi" w:hint="eastAsia"/>
+        </w:rPr>
+        <w:t>,</w:t>
+      </w:r>
+      <w:r>
+        <w:rPr>
+          <w:rFonts w:asciiTheme="majorHAnsi" w:eastAsiaTheme="majorHAnsi" w:hAnsiTheme="majorHAnsi"/>
+        </w:rPr>
+        <w:t xml:space="preserve"> </w:t>
+      </w:r>
+      <w:r>
+        <w:rPr>
+          <w:rFonts w:asciiTheme="majorHAnsi" w:eastAsiaTheme="majorHAnsi" w:hAnsiTheme="majorHAnsi"/>
+        </w:rPr>
+        <w:t xml:space="preserve">프로게이머로서의 수명이 짧다는 점, 그리고 </w:t>
+      </w:r>
+      <w:r>
+        <w:rPr>
+          <w:rFonts w:asciiTheme="majorHAnsi" w:eastAsiaTheme="majorHAnsi" w:hAnsiTheme="majorHAnsi" w:hint="eastAsia"/>
+        </w:rPr>
+        <w:t>단순히 게임을 즐기는 데 그치지 않고 새로운 게임을 접할 때마다</w:t>
+      </w:r>
+      <w:r>
+        <w:rPr>
+          <w:rFonts w:asciiTheme="majorHAnsi" w:eastAsiaTheme="majorHAnsi" w:hAnsiTheme="majorHAnsi"/>
+        </w:rPr>
+        <w:t xml:space="preserve"> ‘어떤 시스템이나 메커니즘이 추가되면 더 좋지 </w:t>
+      </w:r>
+      <w:r>
+        <w:rPr>
+          <w:rFonts w:asciiTheme="majorHAnsi" w:eastAsiaTheme="majorHAnsi" w:hAnsiTheme="majorHAnsi"/>
+        </w:rPr>
+        <w:lastRenderedPageBreak/>
+        <w:t xml:space="preserve">않을까?’라는 고민을 </w:t>
+      </w:r>
+      <w:r>
+        <w:rPr>
+          <w:rFonts w:asciiTheme="majorHAnsi" w:eastAsiaTheme="majorHAnsi" w:hAnsiTheme="majorHAnsi" w:hint="eastAsia"/>
+        </w:rPr>
+        <w:t>반복해왔던 저로서는</w:t>
+      </w:r>
+      <w:r>
+        <w:rPr>
+          <w:rFonts w:asciiTheme="majorHAnsi" w:eastAsiaTheme="majorHAnsi" w:hAnsiTheme="majorHAnsi"/>
+        </w:rPr>
+        <w:t xml:space="preserve">, </w:t>
+      </w:r>
+      <w:r>
+        <w:rPr>
+          <w:rFonts w:asciiTheme="majorHAnsi" w:eastAsiaTheme="majorHAnsi" w:hAnsiTheme="majorHAnsi" w:hint="eastAsia"/>
+        </w:rPr>
+        <w:t>점차 단순한 플레이어를 넘어 게임</w:t>
+      </w:r>
+      <w:r>
+        <w:rPr>
+          <w:rFonts w:asciiTheme="majorHAnsi" w:eastAsiaTheme="majorHAnsi" w:hAnsiTheme="majorHAnsi"/>
+        </w:rPr>
+        <w:t xml:space="preserve">에 더 깊이 관여하고 개발에도 참여하고 싶다는 </w:t>
+      </w:r>
+      <w:r>
+        <w:rPr>
+          <w:rFonts w:asciiTheme="majorHAnsi" w:eastAsiaTheme="majorHAnsi" w:hAnsiTheme="majorHAnsi"/>
+        </w:rPr>
+        <w:t>열망</w:t>
+      </w:r>
+      <w:r>
+        <w:rPr>
+          <w:rFonts w:asciiTheme="majorHAnsi" w:eastAsiaTheme="majorHAnsi" w:hAnsiTheme="majorHAnsi" w:hint="eastAsia"/>
+        </w:rPr>
+        <w:t>을 가지게 됐습니다.</w:t>
+      </w:r>
+      <w:r>
+        <w:rPr>
+          <w:rFonts w:asciiTheme="majorHAnsi" w:eastAsiaTheme="majorHAnsi" w:hAnsiTheme="majorHAnsi"/>
+        </w:rPr>
+        <w:t xml:space="preserve"> </w:t>
+      </w:r>
+      <w:r>
+        <w:rPr>
+          <w:rFonts w:asciiTheme="majorHAnsi" w:eastAsiaTheme="majorHAnsi" w:hAnsiTheme="majorHAnsi" w:hint="eastAsia"/>
+        </w:rPr>
+        <w:t>이 경험을 계기로 게임 개발자의 길을 목표로 삼게 되었습니다.</w:t>
       </w:r>
     </w:p>
     <w:p>
@@ -353,8 +890,6 @@
         </w:rPr>
         <w:t xml:space="preserve">다시 </w:t>
       </w:r>
-      <w:bookmarkStart w:id="0" w:name="_GoBack"/>
-      <w:bookmarkEnd w:id="0"/>
       <w:r>
         <w:rPr>
           <w:rFonts w:asciiTheme="majorHAnsi" w:eastAsiaTheme="majorHAnsi" w:hAnsiTheme="majorHAnsi" w:hint="eastAsia"/>
@@ -401,8 +936,31 @@
         <w:rPr>
           <w:rFonts w:asciiTheme="majorHAnsi" w:eastAsiaTheme="majorHAnsi" w:hAnsiTheme="majorHAnsi"/>
         </w:rPr>
-        <w:lastRenderedPageBreak/>
-        <w:t>신경 쓰며 개발 역량을 꾸준히 확장해 나갔습니다. 매 학기 성적 우수생으로 선정되었으며</w:t>
+        <w:t xml:space="preserve"> </w:t>
+      </w:r>
+      <w:r>
+        <w:rPr>
+          <w:rFonts w:asciiTheme="majorHAnsi" w:eastAsiaTheme="majorHAnsi" w:hAnsiTheme="majorHAnsi" w:hint="eastAsia"/>
+        </w:rPr>
+        <w:t xml:space="preserve">고민하고 </w:t>
+      </w:r>
+      <w:r>
+        <w:rPr>
+          <w:rFonts w:asciiTheme="majorHAnsi" w:eastAsiaTheme="majorHAnsi" w:hAnsiTheme="majorHAnsi"/>
+        </w:rPr>
+        <w:t>신경</w:t>
+      </w:r>
+      <w:r>
+        <w:rPr>
+          <w:rFonts w:asciiTheme="majorHAnsi" w:eastAsiaTheme="majorHAnsi" w:hAnsiTheme="majorHAnsi" w:hint="eastAsia"/>
+        </w:rPr>
+        <w:t xml:space="preserve"> </w:t>
+      </w:r>
+      <w:r>
+        <w:rPr>
+          <w:rFonts w:asciiTheme="majorHAnsi" w:eastAsiaTheme="majorHAnsi" w:hAnsiTheme="majorHAnsi"/>
+        </w:rPr>
+        <w:t>쓰며 개발 역량을 꾸준히 확장해 나갔습니다. 매 학기 성적 우수생으로 선정되었으며</w:t>
       </w:r>
       <w:r>
         <w:rPr>
@@ -482,13 +1040,13 @@
         <w:rPr>
           <w:rFonts w:asciiTheme="majorHAnsi" w:eastAsiaTheme="majorHAnsi" w:hAnsiTheme="majorHAnsi"/>
         </w:rPr>
-        <w:t xml:space="preserve"> 경험하였</w:t>
-      </w:r>
-      <w:r>
-        <w:rPr>
-          <w:rFonts w:asciiTheme="majorHAnsi" w:eastAsiaTheme="majorHAnsi" w:hAnsiTheme="majorHAnsi" w:hint="eastAsia"/>
-        </w:rPr>
-        <w:t>습니다.</w:t>
+        <w:t xml:space="preserve"> 경험</w:t>
+      </w:r>
+      <w:r>
+        <w:rPr>
+          <w:rFonts w:asciiTheme="majorHAnsi" w:eastAsiaTheme="majorHAnsi" w:hAnsiTheme="majorHAnsi" w:hint="eastAsia"/>
+        </w:rPr>
+        <w:t>했습니다.</w:t>
       </w:r>
       <w:r>
         <w:rPr>
@@ -532,20 +1090,58 @@
         <w:rPr>
           <w:rFonts w:asciiTheme="majorHAnsi" w:eastAsiaTheme="majorHAnsi" w:hAnsiTheme="majorHAnsi"/>
         </w:rPr>
-        <w:t xml:space="preserve"> C++의 메모리 관리, 성능 제어, 그리고 저수준 접근 방식에 매력을 느껴 보다 심화된 학습을 위해 SDL2 기반의 2D 게임 프레임워크를 직접 설계 및 개발하였습니다. 이 프레임워크는 단순히 인터넷에 있는 오픈소스를 따라 만든 것이 아니라, 실제 게임에서 어떤 구조가 필요한지, 어떤 자료구조가 적절한지, 어떻게 모듈화를 할지에 대해 깊이 고민하고 스스로 설계한 결과물입니다. ECS(Entity Component System) 구조, UI 위젯 시스템, 충돌 감지</w:t>
-      </w:r>
-      <w:r>
-        <w:rPr>
-          <w:rFonts w:asciiTheme="majorHAnsi" w:eastAsiaTheme="majorHAnsi" w:hAnsiTheme="majorHAnsi" w:hint="eastAsia"/>
-        </w:rPr>
-        <w:t xml:space="preserve"> 및 충돌체 최적화를 위한 쿼드트리</w:t>
-      </w:r>
-      <w:r>
-        <w:rPr>
-          <w:rFonts w:asciiTheme="majorHAnsi" w:eastAsiaTheme="majorHAnsi" w:hAnsiTheme="majorHAnsi"/>
-        </w:rPr>
-        <w:t xml:space="preserve"> 알고리즘 등 핵심 기능들을 처음부터 직접 구현하면서, 설계와 디버깅, 최적화 전반에 걸쳐 실질적인 개발 경험을 쌓았습니다.</w:t>
-      </w:r>
+        <w:t xml:space="preserve"> C++의 메모리 관리, 성능 제어, 그리고 저수준 접근 방식에 매력을 느껴 보다 심화된 학습을 위해 SDL2 기반의 2D 게임 프레임워크를 직접 설계 및 개발</w:t>
+      </w:r>
+      <w:r>
+        <w:rPr>
+          <w:rFonts w:asciiTheme="majorHAnsi" w:eastAsiaTheme="majorHAnsi" w:hAnsiTheme="majorHAnsi" w:hint="eastAsia"/>
+        </w:rPr>
+        <w:t>했습니다.</w:t>
+      </w:r>
+      <w:r>
+        <w:rPr>
+          <w:rFonts w:asciiTheme="majorHAnsi" w:eastAsiaTheme="majorHAnsi" w:hAnsiTheme="majorHAnsi"/>
+        </w:rPr>
+        <w:t xml:space="preserve"> 이 프레임워크는 단순히 인터넷에 있는 오픈소스를 따라 만든 것이 아니라, 실제 게임에서 어떤 구조가 필요한지, 어떤 자료구조가 적절한지, 어떻게 모듈화를 할지에 대해 깊이 고민하고 스스로 설계한 결과물입니다. </w:t>
+      </w:r>
+      <w:r>
+        <w:rPr>
+          <w:rFonts w:asciiTheme="majorHAnsi" w:eastAsiaTheme="majorHAnsi" w:hAnsiTheme="majorHAnsi" w:hint="eastAsia"/>
+        </w:rPr>
+        <w:t>씬-레이어-오브젝트-컴포넌트 계층 구조</w:t>
+      </w:r>
+      <w:r>
+        <w:rPr>
+          <w:rFonts w:asciiTheme="majorHAnsi" w:eastAsiaTheme="majorHAnsi" w:hAnsiTheme="majorHAnsi"/>
+        </w:rPr>
+        <w:t xml:space="preserve">, UI 위젯 시스템, </w:t>
+      </w:r>
+      <w:r>
+        <w:rPr>
+          <w:rFonts w:asciiTheme="majorHAnsi" w:eastAsiaTheme="majorHAnsi" w:hAnsiTheme="majorHAnsi" w:hint="eastAsia"/>
+        </w:rPr>
+        <w:t>충돌 탐지 및 물리 시스템을 쿼드트리, 메모리 풀, 프로필 기반 최적화 기법으로 설계하는</w:t>
+      </w:r>
+      <w:r>
+        <w:rPr>
+          <w:rFonts w:asciiTheme="majorHAnsi" w:eastAsiaTheme="majorHAnsi" w:hAnsiTheme="majorHAnsi"/>
+        </w:rPr>
+        <w:t xml:space="preserve"> 등</w:t>
+      </w:r>
+      <w:r>
+        <w:rPr>
+          <w:rFonts w:asciiTheme="majorHAnsi" w:eastAsiaTheme="majorHAnsi" w:hAnsiTheme="majorHAnsi" w:hint="eastAsia"/>
+        </w:rPr>
+        <w:t>,</w:t>
+      </w:r>
+      <w:r>
+        <w:rPr>
+          <w:rFonts w:asciiTheme="majorHAnsi" w:eastAsiaTheme="majorHAnsi" w:hAnsiTheme="majorHAnsi"/>
+        </w:rPr>
+        <w:t xml:space="preserve"> 핵심 기능들을 처음부터 직접 구현하면서, 설계와 디버깅, 최적화 전반에 걸쳐 실질적인 개발 경험을 쌓았습니다.</w:t>
+      </w:r>
+      <w:bookmarkStart w:id="0" w:name="_GoBack"/>
+      <w:bookmarkEnd w:id="0"/>
     </w:p>
     <w:p>
       <w:pPr>
@@ -620,6 +1216,7 @@
         <w:rPr>
           <w:rFonts w:asciiTheme="majorHAnsi" w:eastAsiaTheme="majorHAnsi" w:hAnsiTheme="majorHAnsi"/>
         </w:rPr>
+        <w:lastRenderedPageBreak/>
         <w:t xml:space="preserve">아래 사이트에서는 개발자로서 성장해 나가며 수시로 갱신 중인 저의 프로젝트와 기술 역량을 확인하실 수 있습니다. </w:t>
       </w:r>
       <w:hyperlink r:id="rId4" w:tgtFrame="_new" w:history="1">

--- a/content/(Do Not Open)/Template/Chaewan_Woo_Cover_Letter_Kor.docx
+++ b/content/(Do Not Open)/Template/Chaewan_Woo_Cover_Letter_Kor.docx
@@ -4,7 +4,7 @@
   <w:body>
     <w:p>
       <w:pPr>
-        <w:pStyle w:val="Title"/>
+        <w:pStyle w:val="a3"/>
         <w:rPr>
           <w:rFonts w:eastAsiaTheme="majorHAnsi"/>
           <w:sz w:val="40"/>
@@ -22,101 +22,197 @@
     </w:p>
     <w:p>
       <w:pPr>
-        <w:pStyle w:val="NormalWeb"/>
+        <w:pStyle w:val="a4"/>
         <w:jc w:val="both"/>
         <w:rPr>
           <w:rFonts w:asciiTheme="majorHAnsi" w:eastAsiaTheme="majorHAnsi" w:hAnsiTheme="majorHAnsi"/>
+          <w:sz w:val="22"/>
+          <w:szCs w:val="22"/>
         </w:rPr>
       </w:pPr>
       <w:r>
         <w:rPr>
           <w:rFonts w:asciiTheme="majorHAnsi" w:eastAsiaTheme="majorHAnsi" w:hAnsiTheme="majorHAnsi" w:hint="eastAsia"/>
-        </w:rPr>
-        <w:t xml:space="preserve">저는 </w:t>
-      </w:r>
-      <w:r>
-        <w:rPr>
-          <w:rFonts w:asciiTheme="majorHAnsi" w:eastAsiaTheme="majorHAnsi" w:hAnsiTheme="majorHAnsi"/>
-        </w:rPr>
-        <w:t>다수의 글로벌 히트작 게임</w:t>
-      </w:r>
-      <w:r>
-        <w:rPr>
-          <w:rFonts w:asciiTheme="majorHAnsi" w:eastAsiaTheme="majorHAnsi" w:hAnsiTheme="majorHAnsi" w:hint="eastAsia"/>
-        </w:rPr>
-        <w:t>의</w:t>
-      </w:r>
-      <w:r>
-        <w:rPr>
-          <w:rFonts w:asciiTheme="majorHAnsi" w:eastAsiaTheme="majorHAnsi" w:hAnsiTheme="majorHAnsi" w:hint="eastAsia"/>
+          <w:sz w:val="22"/>
+          <w:szCs w:val="22"/>
+        </w:rPr>
+        <w:t>저는</w:t>
+      </w:r>
+      <w:r>
+        <w:rPr>
+          <w:rFonts w:asciiTheme="majorHAnsi" w:eastAsiaTheme="majorHAnsi" w:hAnsiTheme="majorHAnsi"/>
+          <w:sz w:val="22"/>
+          <w:szCs w:val="22"/>
+        </w:rPr>
+        <w:t xml:space="preserve"> 플레이어 경험과 기술적 완성도의 조화를 고민하는 개발자입니다.</w:t>
+      </w:r>
+      <w:r>
+        <w:rPr>
+          <w:rFonts w:asciiTheme="majorHAnsi" w:eastAsiaTheme="majorHAnsi" w:hAnsiTheme="majorHAnsi" w:hint="eastAsia"/>
+          <w:sz w:val="22"/>
+          <w:szCs w:val="22"/>
         </w:rPr>
         <w:t xml:space="preserve"> </w:t>
       </w:r>
       <w:r>
         <w:rPr>
           <w:rFonts w:asciiTheme="majorHAnsi" w:eastAsiaTheme="majorHAnsi" w:hAnsiTheme="majorHAnsi"/>
+          <w:sz w:val="22"/>
+          <w:szCs w:val="22"/>
+        </w:rPr>
+        <w:t>1억 명 이상의 유저를 보유한 Apex Legends 게임에서 국내 1위, 세계 31위를 달성</w:t>
+      </w:r>
+      <w:r>
+        <w:rPr>
+          <w:rFonts w:asciiTheme="majorHAnsi" w:eastAsiaTheme="majorHAnsi" w:hAnsiTheme="majorHAnsi"/>
+          <w:sz w:val="22"/>
+          <w:szCs w:val="22"/>
+        </w:rPr>
+        <w:t>했고</w:t>
+      </w:r>
+      <w:r>
+        <w:rPr>
+          <w:rFonts w:asciiTheme="majorHAnsi" w:eastAsiaTheme="majorHAnsi" w:hAnsiTheme="majorHAnsi"/>
+          <w:sz w:val="22"/>
+          <w:szCs w:val="22"/>
+        </w:rPr>
+        <w:t xml:space="preserve">, 이를 바탕으로 여러 </w:t>
+      </w:r>
+      <w:r>
+        <w:rPr>
+          <w:rFonts w:asciiTheme="majorHAnsi" w:eastAsiaTheme="majorHAnsi" w:hAnsiTheme="majorHAnsi"/>
+          <w:sz w:val="22"/>
+          <w:szCs w:val="22"/>
         </w:rPr>
         <w:t xml:space="preserve">eSports </w:t>
       </w:r>
       <w:r>
         <w:rPr>
-          <w:rFonts w:asciiTheme="majorHAnsi" w:eastAsiaTheme="majorHAnsi" w:hAnsiTheme="majorHAnsi" w:hint="eastAsia"/>
-        </w:rPr>
-        <w:t>분야</w:t>
-      </w:r>
-      <w:r>
-        <w:rPr>
-          <w:rFonts w:asciiTheme="majorHAnsi" w:eastAsiaTheme="majorHAnsi" w:hAnsiTheme="majorHAnsi"/>
-        </w:rPr>
-        <w:t>에서 활약</w:t>
-      </w:r>
-      <w:r>
-        <w:rPr>
-          <w:rFonts w:asciiTheme="majorHAnsi" w:eastAsiaTheme="majorHAnsi" w:hAnsiTheme="majorHAnsi" w:hint="eastAsia"/>
-        </w:rPr>
-        <w:t>하며, 1억 명 이상의 유저를 보유한 게임에서는</w:t>
-      </w:r>
-      <w:r>
-        <w:rPr>
-          <w:rFonts w:asciiTheme="majorHAnsi" w:eastAsiaTheme="majorHAnsi" w:hAnsiTheme="majorHAnsi"/>
-        </w:rPr>
-        <w:t xml:space="preserve"> 국내 1위</w:t>
-      </w:r>
-      <w:r>
-        <w:rPr>
-          <w:rFonts w:asciiTheme="majorHAnsi" w:eastAsiaTheme="majorHAnsi" w:hAnsiTheme="majorHAnsi" w:hint="eastAsia"/>
-        </w:rPr>
-        <w:t>,</w:t>
-      </w:r>
-      <w:r>
-        <w:rPr>
-          <w:rFonts w:asciiTheme="majorHAnsi" w:eastAsiaTheme="majorHAnsi" w:hAnsiTheme="majorHAnsi"/>
-        </w:rPr>
-        <w:t xml:space="preserve"> 세계 31위를 달성하고 여러 프로팀의 전략 분석가로 활동한 </w:t>
-      </w:r>
-      <w:r>
-        <w:rPr>
-          <w:rFonts w:asciiTheme="majorHAnsi" w:eastAsiaTheme="majorHAnsi" w:hAnsiTheme="majorHAnsi" w:hint="eastAsia"/>
-        </w:rPr>
-        <w:t>경력도</w:t>
-      </w:r>
-      <w:r>
-        <w:rPr>
-          <w:rFonts w:asciiTheme="majorHAnsi" w:eastAsiaTheme="majorHAnsi" w:hAnsiTheme="majorHAnsi"/>
-        </w:rPr>
-        <w:t xml:space="preserve"> 있습니다. 이를 통해 플레이 경험의 본질과 시스템 설계가 몰입도에 미치는 영향을 깊이 체감했습니다. 이 경험을 바탕으로 단순한 개발을 넘어, 플레이어 경험과 기술적 완성도의 조화를 고민하는 개발자</w:t>
-      </w:r>
-      <w:r>
-        <w:rPr>
-          <w:rFonts w:asciiTheme="majorHAnsi" w:eastAsiaTheme="majorHAnsi" w:hAnsiTheme="majorHAnsi" w:hint="eastAsia"/>
-        </w:rPr>
-        <w:t>입니다</w:t>
-      </w:r>
-      <w:r>
-        <w:rPr>
-          <w:rFonts w:asciiTheme="majorHAnsi" w:eastAsiaTheme="majorHAnsi" w:hAnsiTheme="majorHAnsi"/>
-        </w:rPr>
-        <w:t>.</w:t>
+          <w:rFonts w:asciiTheme="majorHAnsi" w:eastAsiaTheme="majorHAnsi" w:hAnsiTheme="majorHAnsi"/>
+          <w:sz w:val="22"/>
+          <w:szCs w:val="22"/>
+        </w:rPr>
+        <w:t>프로팀의 전략 분석가로</w:t>
+      </w:r>
+      <w:r>
+        <w:rPr>
+          <w:rFonts w:asciiTheme="majorHAnsi" w:eastAsiaTheme="majorHAnsi" w:hAnsiTheme="majorHAnsi" w:hint="eastAsia"/>
+          <w:sz w:val="22"/>
+          <w:szCs w:val="22"/>
+        </w:rPr>
+        <w:t xml:space="preserve"> </w:t>
+      </w:r>
+      <w:r>
+        <w:rPr>
+          <w:rFonts w:asciiTheme="majorHAnsi" w:eastAsiaTheme="majorHAnsi" w:hAnsiTheme="majorHAnsi"/>
+          <w:sz w:val="22"/>
+          <w:szCs w:val="22"/>
+        </w:rPr>
+        <w:t>활동하며</w:t>
+      </w:r>
+      <w:r>
+        <w:rPr>
+          <w:rFonts w:asciiTheme="majorHAnsi" w:eastAsiaTheme="majorHAnsi" w:hAnsiTheme="majorHAnsi" w:hint="eastAsia"/>
+          <w:sz w:val="22"/>
+          <w:szCs w:val="22"/>
+        </w:rPr>
+        <w:t xml:space="preserve"> </w:t>
+      </w:r>
+      <w:r>
+        <w:rPr>
+          <w:rFonts w:asciiTheme="majorHAnsi" w:eastAsiaTheme="majorHAnsi" w:hAnsiTheme="majorHAnsi"/>
+          <w:sz w:val="22"/>
+          <w:szCs w:val="22"/>
+        </w:rPr>
+        <w:t>게임 메커니즘과 플레이 패턴을</w:t>
+      </w:r>
+      <w:r>
+        <w:rPr>
+          <w:rFonts w:asciiTheme="majorHAnsi" w:eastAsiaTheme="majorHAnsi" w:hAnsiTheme="majorHAnsi" w:hint="eastAsia"/>
+          <w:sz w:val="22"/>
+          <w:szCs w:val="22"/>
+        </w:rPr>
+        <w:t xml:space="preserve"> </w:t>
+      </w:r>
+      <w:r>
+        <w:rPr>
+          <w:rFonts w:asciiTheme="majorHAnsi" w:eastAsiaTheme="majorHAnsi" w:hAnsiTheme="majorHAnsi"/>
+          <w:sz w:val="22"/>
+          <w:szCs w:val="22"/>
+        </w:rPr>
+        <w:t xml:space="preserve">심도 </w:t>
+      </w:r>
+      <w:r>
+        <w:rPr>
+          <w:rFonts w:asciiTheme="majorHAnsi" w:eastAsiaTheme="majorHAnsi" w:hAnsiTheme="majorHAnsi" w:hint="eastAsia"/>
+          <w:sz w:val="22"/>
+          <w:szCs w:val="22"/>
+        </w:rPr>
+        <w:t>있게</w:t>
+      </w:r>
+      <w:r>
+        <w:rPr>
+          <w:rFonts w:asciiTheme="majorHAnsi" w:eastAsiaTheme="majorHAnsi" w:hAnsiTheme="majorHAnsi"/>
+          <w:sz w:val="22"/>
+          <w:szCs w:val="22"/>
+        </w:rPr>
+        <w:t xml:space="preserve"> 분석하는 경험을</w:t>
+      </w:r>
+      <w:r>
+        <w:rPr>
+          <w:rFonts w:asciiTheme="majorHAnsi" w:eastAsiaTheme="majorHAnsi" w:hAnsiTheme="majorHAnsi" w:hint="eastAsia"/>
+          <w:sz w:val="22"/>
+          <w:szCs w:val="22"/>
+        </w:rPr>
+        <w:t xml:space="preserve"> </w:t>
+      </w:r>
+      <w:r>
+        <w:rPr>
+          <w:rFonts w:asciiTheme="majorHAnsi" w:eastAsiaTheme="majorHAnsi" w:hAnsiTheme="majorHAnsi"/>
+          <w:sz w:val="22"/>
+          <w:szCs w:val="22"/>
+        </w:rPr>
+        <w:t xml:space="preserve">쌓았습니다. </w:t>
+      </w:r>
+      <w:r>
+        <w:rPr>
+          <w:rFonts w:asciiTheme="majorHAnsi" w:eastAsiaTheme="majorHAnsi" w:hAnsiTheme="majorHAnsi" w:hint="eastAsia"/>
+          <w:sz w:val="22"/>
+          <w:szCs w:val="22"/>
+        </w:rPr>
+        <w:t>이</w:t>
+      </w:r>
+      <w:r>
+        <w:rPr>
+          <w:rFonts w:asciiTheme="majorHAnsi" w:eastAsiaTheme="majorHAnsi" w:hAnsiTheme="majorHAnsi" w:hint="eastAsia"/>
+          <w:sz w:val="22"/>
+          <w:szCs w:val="22"/>
+        </w:rPr>
+        <w:t>를</w:t>
+      </w:r>
+      <w:r>
+        <w:rPr>
+          <w:rFonts w:asciiTheme="majorHAnsi" w:eastAsiaTheme="majorHAnsi" w:hAnsiTheme="majorHAnsi"/>
+          <w:sz w:val="22"/>
+          <w:szCs w:val="22"/>
+        </w:rPr>
+        <w:t xml:space="preserve"> 통해 </w:t>
+      </w:r>
+      <w:r>
+        <w:rPr>
+          <w:rFonts w:asciiTheme="majorHAnsi" w:eastAsiaTheme="majorHAnsi" w:hAnsiTheme="majorHAnsi"/>
+          <w:sz w:val="22"/>
+          <w:szCs w:val="22"/>
+        </w:rPr>
+        <w:t>게임</w:t>
+      </w:r>
+      <w:r>
+        <w:rPr>
+          <w:rFonts w:asciiTheme="majorHAnsi" w:eastAsiaTheme="majorHAnsi" w:hAnsiTheme="majorHAnsi"/>
+          <w:sz w:val="22"/>
+          <w:szCs w:val="22"/>
+        </w:rPr>
+        <w:t>플레이 경험의 본질과 시스템 설계가 몰입도에 미치는 영향을 깊이 체감했습니다.</w:t>
       </w:r>
     </w:p>
     <w:p>
@@ -124,855 +220,1167 @@
         <w:spacing w:line="240" w:lineRule="auto"/>
         <w:rPr>
           <w:rFonts w:asciiTheme="majorHAnsi" w:eastAsiaTheme="majorHAnsi" w:hAnsiTheme="majorHAnsi"/>
-          <w:sz w:val="24"/>
-          <w:szCs w:val="24"/>
+          <w:sz w:val="22"/>
         </w:rPr>
       </w:pPr>
       <w:r>
         <w:rPr>
-          <w:rFonts w:asciiTheme="majorHAnsi" w:eastAsiaTheme="majorHAnsi" w:hAnsiTheme="majorHAnsi"/>
-          <w:sz w:val="24"/>
-          <w:szCs w:val="24"/>
-        </w:rPr>
-        <w:t>어린 시절 한국에서 중학교 1학년까지 학업을 마친 뒤, 더 넓은 시야와 다양한 경험을 쌓고자 캐나다로 유학을 떠났습니다. 낯선 환경 속에서도 빠르게 적응하며 중학교 과정을 마친 뒤, 고등학교 재학 중에는 기숙사 학생 사감으로 활동하며 공동체의 질서 유지를 돕고 후배들의 생활 적응을 지원하며 책임감과 소통 능력을 길러왔습니다. 고등학교 학업도 충실히 이행하며 매년 성적 우수생으로 선정되며 졸업하였습니다. 이러한</w:t>
-      </w:r>
-      <w:r>
-        <w:rPr>
-          <w:rFonts w:asciiTheme="majorHAnsi" w:eastAsiaTheme="majorHAnsi" w:hAnsiTheme="majorHAnsi"/>
-          <w:sz w:val="24"/>
-          <w:szCs w:val="24"/>
-        </w:rPr>
-        <w:t xml:space="preserve"> </w:t>
-      </w:r>
-      <w:r>
-        <w:rPr>
-          <w:rFonts w:asciiTheme="majorHAnsi" w:eastAsiaTheme="majorHAnsi" w:hAnsiTheme="majorHAnsi" w:hint="eastAsia"/>
-          <w:sz w:val="24"/>
-          <w:szCs w:val="24"/>
-        </w:rPr>
-        <w:t>경험과 역량을 토대로</w:t>
-      </w:r>
-      <w:r>
-        <w:rPr>
-          <w:rFonts w:asciiTheme="majorHAnsi" w:eastAsiaTheme="majorHAnsi" w:hAnsiTheme="majorHAnsi"/>
-          <w:sz w:val="24"/>
-          <w:szCs w:val="24"/>
-        </w:rPr>
-        <w:t xml:space="preserve"> </w:t>
-      </w:r>
-      <w:r>
-        <w:rPr>
-          <w:rFonts w:asciiTheme="majorHAnsi" w:eastAsiaTheme="majorHAnsi" w:hAnsiTheme="majorHAnsi" w:hint="eastAsia"/>
-          <w:sz w:val="24"/>
-          <w:szCs w:val="24"/>
-        </w:rPr>
-        <w:t>Toronto 대학교</w:t>
-      </w:r>
-      <w:r>
-        <w:rPr>
-          <w:rFonts w:asciiTheme="majorHAnsi" w:eastAsiaTheme="majorHAnsi" w:hAnsiTheme="majorHAnsi"/>
-          <w:sz w:val="24"/>
-          <w:szCs w:val="24"/>
-        </w:rPr>
-        <w:t>에</w:t>
-      </w:r>
-      <w:r>
-        <w:rPr>
-          <w:rFonts w:asciiTheme="majorHAnsi" w:eastAsiaTheme="majorHAnsi" w:hAnsiTheme="majorHAnsi" w:hint="eastAsia"/>
-          <w:sz w:val="24"/>
-          <w:szCs w:val="24"/>
-        </w:rPr>
-        <w:t xml:space="preserve"> 입학하여</w:t>
-      </w:r>
-      <w:r>
-        <w:rPr>
-          <w:rFonts w:asciiTheme="majorHAnsi" w:eastAsiaTheme="majorHAnsi" w:hAnsiTheme="majorHAnsi"/>
-          <w:sz w:val="24"/>
-          <w:szCs w:val="24"/>
-        </w:rPr>
-        <w:t xml:space="preserve"> Computer Science, Mathematics, and Statistics를 전공했습니다.</w:t>
+          <w:rFonts w:asciiTheme="majorHAnsi" w:eastAsiaTheme="majorHAnsi" w:hAnsiTheme="majorHAnsi" w:hint="eastAsia"/>
+          <w:sz w:val="22"/>
+        </w:rPr>
+        <w:t>또한,</w:t>
+      </w:r>
+      <w:r>
+        <w:rPr>
+          <w:rFonts w:asciiTheme="majorHAnsi" w:eastAsiaTheme="majorHAnsi" w:hAnsiTheme="majorHAnsi"/>
+          <w:sz w:val="22"/>
+        </w:rPr>
+        <w:t xml:space="preserve"> 낯선 환경에서도 빠르게 적응하며 책임감과 성실함을 바탕으로 성장해 온 사람입니다. 어린 시절 한국에서 중학교 1학년까지 학업을 마친 뒤</w:t>
+      </w:r>
+      <w:r>
+        <w:rPr>
+          <w:rFonts w:asciiTheme="majorHAnsi" w:eastAsiaTheme="majorHAnsi" w:hAnsiTheme="majorHAnsi" w:hint="eastAsia"/>
+          <w:sz w:val="22"/>
+        </w:rPr>
+        <w:t>,</w:t>
+      </w:r>
+      <w:r>
+        <w:rPr>
+          <w:rFonts w:asciiTheme="majorHAnsi" w:eastAsiaTheme="majorHAnsi" w:hAnsiTheme="majorHAnsi"/>
+          <w:sz w:val="22"/>
+        </w:rPr>
+        <w:t xml:space="preserve"> 다양한 경험을 쌓고자 캐나다로 유학을 떠났습니다. 새로운 환경 속에서도 빠르게 적응하여 중학교 과정을 마쳤으며, 고등학교 재학 중에는 기숙사 학생 사감으로 활동하며 공동체의 질서 유지를 돕고 후배들의 생활 적응을 도왔습니다. 또한 학업에도 성실히 임해 매년 성적 우수생으로 선정되며 졸업하였고, 이러</w:t>
+      </w:r>
+      <w:r>
+        <w:rPr>
+          <w:rFonts w:asciiTheme="majorHAnsi" w:eastAsiaTheme="majorHAnsi" w:hAnsiTheme="majorHAnsi" w:hint="eastAsia"/>
+          <w:sz w:val="22"/>
+        </w:rPr>
+        <w:t>한</w:t>
+      </w:r>
+      <w:r>
+        <w:rPr>
+          <w:rFonts w:asciiTheme="majorHAnsi" w:eastAsiaTheme="majorHAnsi" w:hAnsiTheme="majorHAnsi"/>
+          <w:sz w:val="22"/>
+        </w:rPr>
+        <w:t xml:space="preserve"> 경험과 성과를 바탕으로 University of Toronto에 입학하여 Computer Science, Mathematics, and Statistics를 전공하게 되었습니다.</w:t>
       </w:r>
     </w:p>
     <w:p>
       <w:pPr>
-        <w:pStyle w:val="NormalWeb"/>
-        <w:jc w:val="both"/>
-        <w:rPr>
-          <w:rFonts w:asciiTheme="majorHAnsi" w:eastAsiaTheme="majorHAnsi" w:hAnsiTheme="majorHAnsi"/>
+        <w:spacing w:line="240" w:lineRule="auto"/>
+        <w:rPr>
+          <w:rFonts w:asciiTheme="majorHAnsi" w:eastAsiaTheme="majorHAnsi" w:hAnsiTheme="majorHAnsi"/>
+          <w:sz w:val="22"/>
         </w:rPr>
       </w:pPr>
       <w:r>
         <w:rPr>
-          <w:rFonts w:asciiTheme="majorHAnsi" w:eastAsiaTheme="majorHAnsi" w:hAnsiTheme="majorHAnsi"/>
-        </w:rPr>
-        <w:t>Toronto</w:t>
-      </w:r>
-      <w:r>
-        <w:rPr>
-          <w:rFonts w:asciiTheme="majorHAnsi" w:eastAsiaTheme="majorHAnsi" w:hAnsiTheme="majorHAnsi"/>
+          <w:rFonts w:asciiTheme="majorHAnsi" w:eastAsiaTheme="majorHAnsi" w:hAnsiTheme="majorHAnsi" w:hint="eastAsia"/>
+          <w:sz w:val="22"/>
+        </w:rPr>
+        <w:t>이</w:t>
+      </w:r>
+      <w:r>
+        <w:rPr>
+          <w:rFonts w:asciiTheme="majorHAnsi" w:eastAsiaTheme="majorHAnsi" w:hAnsiTheme="majorHAnsi" w:hint="eastAsia"/>
+          <w:sz w:val="22"/>
+        </w:rPr>
+        <w:t>와 함께</w:t>
+      </w:r>
+      <w:r>
+        <w:rPr>
+          <w:rFonts w:asciiTheme="majorHAnsi" w:eastAsiaTheme="majorHAnsi" w:hAnsiTheme="majorHAnsi"/>
+          <w:sz w:val="22"/>
+        </w:rPr>
+        <w:t>,</w:t>
+      </w:r>
+      <w:r>
+        <w:rPr>
+          <w:rFonts w:asciiTheme="majorHAnsi" w:eastAsiaTheme="majorHAnsi" w:hAnsiTheme="majorHAnsi"/>
+          <w:sz w:val="22"/>
+        </w:rPr>
+        <w:t xml:space="preserve"> 팀을 조직하고 전략을 주도하며 목표를 달성한 경험이 있습니다. University of Toronto 재학 중 Overwatch</w:t>
+      </w:r>
+      <w:r>
+        <w:rPr>
+          <w:rFonts w:asciiTheme="majorHAnsi" w:eastAsiaTheme="majorHAnsi" w:hAnsiTheme="majorHAnsi"/>
+          <w:sz w:val="22"/>
+        </w:rPr>
+        <w:t xml:space="preserve"> 게임이</w:t>
+      </w:r>
+      <w:r>
+        <w:rPr>
+          <w:rFonts w:asciiTheme="majorHAnsi" w:eastAsiaTheme="majorHAnsi" w:hAnsiTheme="majorHAnsi"/>
+          <w:sz w:val="22"/>
+        </w:rPr>
+        <w:t xml:space="preserve"> 세계적으로</w:t>
+      </w:r>
+      <w:r>
+        <w:rPr>
+          <w:rFonts w:asciiTheme="majorHAnsi" w:eastAsiaTheme="majorHAnsi" w:hAnsiTheme="majorHAnsi" w:hint="eastAsia"/>
+          <w:sz w:val="22"/>
+        </w:rPr>
+        <w:t xml:space="preserve"> 흥행하며 </w:t>
+      </w:r>
+      <w:r>
+        <w:rPr>
+          <w:rFonts w:asciiTheme="majorHAnsi" w:eastAsiaTheme="majorHAnsi" w:hAnsiTheme="majorHAnsi"/>
+          <w:sz w:val="22"/>
+        </w:rPr>
+        <w:t>eSports 열풍이</w:t>
+      </w:r>
+      <w:r>
+        <w:rPr>
+          <w:rFonts w:asciiTheme="majorHAnsi" w:eastAsiaTheme="majorHAnsi" w:hAnsiTheme="majorHAnsi" w:hint="eastAsia"/>
+          <w:sz w:val="22"/>
+        </w:rPr>
+        <w:t xml:space="preserve"> 확산되었고,</w:t>
+      </w:r>
+      <w:r>
+        <w:rPr>
+          <w:rFonts w:asciiTheme="majorHAnsi" w:eastAsiaTheme="majorHAnsi" w:hAnsiTheme="majorHAnsi"/>
+          <w:sz w:val="22"/>
+        </w:rPr>
+        <w:t xml:space="preserve"> Blizzard Entertainment에서 북미 대학을 대상으로 총상금 </w:t>
+      </w:r>
+      <w:r>
+        <w:rPr>
+          <w:rFonts w:asciiTheme="majorHAnsi" w:eastAsiaTheme="majorHAnsi" w:hAnsiTheme="majorHAnsi"/>
+          <w:sz w:val="22"/>
+        </w:rPr>
+        <w:t>$</w:t>
+      </w:r>
+      <w:r>
+        <w:rPr>
+          <w:rFonts w:asciiTheme="majorHAnsi" w:eastAsiaTheme="majorHAnsi" w:hAnsiTheme="majorHAnsi"/>
+          <w:sz w:val="22"/>
+        </w:rPr>
+        <w:t>102,000</w:t>
+      </w:r>
+      <w:r>
+        <w:rPr>
+          <w:rFonts w:asciiTheme="majorHAnsi" w:eastAsiaTheme="majorHAnsi" w:hAnsiTheme="majorHAnsi"/>
+          <w:sz w:val="22"/>
+        </w:rPr>
+        <w:t xml:space="preserve"> USD</w:t>
+      </w:r>
+      <w:r>
+        <w:rPr>
+          <w:rFonts w:asciiTheme="majorHAnsi" w:eastAsiaTheme="majorHAnsi" w:hAnsiTheme="majorHAnsi"/>
+          <w:sz w:val="22"/>
+        </w:rPr>
+        <w:t xml:space="preserve"> 규모의 eSports 대회를 개최한다는 소식을 </w:t>
+      </w:r>
+      <w:r>
+        <w:rPr>
+          <w:rFonts w:asciiTheme="majorHAnsi" w:eastAsiaTheme="majorHAnsi" w:hAnsiTheme="majorHAnsi"/>
+          <w:sz w:val="22"/>
+        </w:rPr>
+        <w:t>계기로</w:t>
+      </w:r>
+      <w:r>
+        <w:rPr>
+          <w:rFonts w:asciiTheme="majorHAnsi" w:eastAsiaTheme="majorHAnsi" w:hAnsiTheme="majorHAnsi" w:hint="eastAsia"/>
+          <w:sz w:val="22"/>
+        </w:rPr>
+        <w:t>,</w:t>
+      </w:r>
+      <w:r>
+        <w:rPr>
+          <w:rFonts w:asciiTheme="majorHAnsi" w:eastAsiaTheme="majorHAnsi" w:hAnsiTheme="majorHAnsi"/>
+          <w:sz w:val="22"/>
         </w:rPr>
         <w:t xml:space="preserve"> </w:t>
       </w:r>
       <w:r>
         <w:rPr>
-          <w:rFonts w:asciiTheme="majorHAnsi" w:eastAsiaTheme="majorHAnsi" w:hAnsiTheme="majorHAnsi" w:hint="eastAsia"/>
-        </w:rPr>
-        <w:t>대학교를</w:t>
-      </w:r>
-      <w:r>
-        <w:rPr>
-          <w:rFonts w:asciiTheme="majorHAnsi" w:eastAsiaTheme="majorHAnsi" w:hAnsiTheme="majorHAnsi"/>
-        </w:rPr>
-        <w:t xml:space="preserve"> </w:t>
-      </w:r>
-      <w:r>
-        <w:rPr>
-          <w:rFonts w:asciiTheme="majorHAnsi" w:eastAsiaTheme="majorHAnsi" w:hAnsiTheme="majorHAnsi" w:hint="eastAsia"/>
-        </w:rPr>
-        <w:t>다니던 와</w:t>
-      </w:r>
-      <w:r>
-        <w:rPr>
-          <w:rFonts w:asciiTheme="majorHAnsi" w:eastAsiaTheme="majorHAnsi" w:hAnsiTheme="majorHAnsi"/>
-        </w:rPr>
-        <w:t>중</w:t>
-      </w:r>
-      <w:r>
-        <w:rPr>
-          <w:rFonts w:asciiTheme="majorHAnsi" w:eastAsiaTheme="majorHAnsi" w:hAnsiTheme="majorHAnsi" w:hint="eastAsia"/>
-        </w:rPr>
-        <w:t>에</w:t>
-      </w:r>
-      <w:r>
-        <w:rPr>
-          <w:rFonts w:asciiTheme="majorHAnsi" w:eastAsiaTheme="majorHAnsi" w:hAnsiTheme="majorHAnsi"/>
-        </w:rPr>
-        <w:t xml:space="preserve"> </w:t>
-      </w:r>
-      <w:proofErr w:type="spellStart"/>
-      <w:r>
-        <w:rPr>
-          <w:rFonts w:asciiTheme="majorHAnsi" w:eastAsiaTheme="majorHAnsi" w:hAnsiTheme="majorHAnsi"/>
-        </w:rPr>
-        <w:t>Overwatch</w:t>
-      </w:r>
-      <w:proofErr w:type="spellEnd"/>
-      <w:r>
-        <w:rPr>
-          <w:rFonts w:asciiTheme="majorHAnsi" w:eastAsiaTheme="majorHAnsi" w:hAnsiTheme="majorHAnsi" w:hint="eastAsia"/>
-        </w:rPr>
-        <w:t>라는</w:t>
-      </w:r>
-      <w:r>
-        <w:rPr>
-          <w:rFonts w:asciiTheme="majorHAnsi" w:eastAsiaTheme="majorHAnsi" w:hAnsiTheme="majorHAnsi"/>
-        </w:rPr>
-        <w:t xml:space="preserve"> 게임이</w:t>
-      </w:r>
-      <w:r>
-        <w:rPr>
-          <w:rFonts w:asciiTheme="majorHAnsi" w:eastAsiaTheme="majorHAnsi" w:hAnsiTheme="majorHAnsi" w:hint="eastAsia"/>
-        </w:rPr>
-        <w:t xml:space="preserve"> 세계적으로 흥행을 하였고,</w:t>
-      </w:r>
-      <w:r>
-        <w:rPr>
-          <w:rFonts w:asciiTheme="majorHAnsi" w:eastAsiaTheme="majorHAnsi" w:hAnsiTheme="majorHAnsi"/>
-        </w:rPr>
-        <w:t xml:space="preserve"> 북미 대학을 대상으로 Blizzard Entertainment에서 총 상금 $102,000 USD 규모의 </w:t>
-      </w:r>
-      <w:r>
-        <w:rPr>
-          <w:rFonts w:asciiTheme="majorHAnsi" w:eastAsiaTheme="majorHAnsi" w:hAnsiTheme="majorHAnsi"/>
-        </w:rPr>
-        <w:t>대회</w:t>
-      </w:r>
-      <w:r>
-        <w:rPr>
-          <w:rFonts w:asciiTheme="majorHAnsi" w:eastAsiaTheme="majorHAnsi" w:hAnsiTheme="majorHAnsi" w:hint="eastAsia"/>
-        </w:rPr>
-        <w:t>를</w:t>
-      </w:r>
-      <w:r>
-        <w:rPr>
-          <w:rFonts w:asciiTheme="majorHAnsi" w:eastAsiaTheme="majorHAnsi" w:hAnsiTheme="majorHAnsi"/>
-        </w:rPr>
-        <w:t xml:space="preserve"> 개최할 계획을 발표했습니다. 저는 </w:t>
-      </w:r>
-      <w:r>
-        <w:rPr>
-          <w:rFonts w:asciiTheme="majorHAnsi" w:eastAsiaTheme="majorHAnsi" w:hAnsiTheme="majorHAnsi" w:hint="eastAsia"/>
-        </w:rPr>
-        <w:t>동기</w:t>
-      </w:r>
-      <w:r>
-        <w:rPr>
-          <w:rFonts w:asciiTheme="majorHAnsi" w:eastAsiaTheme="majorHAnsi" w:hAnsiTheme="majorHAnsi" w:hint="eastAsia"/>
-        </w:rPr>
-        <w:t>생과</w:t>
-      </w:r>
-      <w:r>
-        <w:rPr>
-          <w:rFonts w:asciiTheme="majorHAnsi" w:eastAsiaTheme="majorHAnsi" w:hAnsiTheme="majorHAnsi"/>
-        </w:rPr>
-        <w:t xml:space="preserve"> 함께 직접 eSports 동아리를 만들어 대회를 </w:t>
-      </w:r>
-      <w:r>
-        <w:rPr>
-          <w:rFonts w:asciiTheme="majorHAnsi" w:eastAsiaTheme="majorHAnsi" w:hAnsiTheme="majorHAnsi"/>
-        </w:rPr>
-        <w:t>준비</w:t>
-      </w:r>
-      <w:r>
-        <w:rPr>
-          <w:rFonts w:asciiTheme="majorHAnsi" w:eastAsiaTheme="majorHAnsi" w:hAnsiTheme="majorHAnsi" w:hint="eastAsia"/>
-        </w:rPr>
-        <w:t>해왔고</w:t>
-      </w:r>
-      <w:r>
-        <w:rPr>
-          <w:rFonts w:asciiTheme="majorHAnsi" w:eastAsiaTheme="majorHAnsi" w:hAnsiTheme="majorHAnsi"/>
-        </w:rPr>
-        <w:t xml:space="preserve">, 게임을 본격적으로 시작한 지 얼마 되지 않았음에도 </w:t>
-      </w:r>
-      <w:r>
-        <w:rPr>
-          <w:rFonts w:asciiTheme="majorHAnsi" w:eastAsiaTheme="majorHAnsi" w:hAnsiTheme="majorHAnsi" w:hint="eastAsia"/>
-        </w:rPr>
-        <w:t>심도</w:t>
-      </w:r>
-      <w:r>
-        <w:rPr>
-          <w:rFonts w:asciiTheme="majorHAnsi" w:eastAsiaTheme="majorHAnsi" w:hAnsiTheme="majorHAnsi"/>
-        </w:rPr>
-        <w:t xml:space="preserve"> </w:t>
-      </w:r>
-      <w:r>
-        <w:rPr>
-          <w:rFonts w:asciiTheme="majorHAnsi" w:eastAsiaTheme="majorHAnsi" w:hAnsiTheme="majorHAnsi"/>
-        </w:rPr>
-        <w:t>있는 분석 역량을 바탕으로 북미 서버 랭킹 200위권에 오르는 성과를 거두었습니다. 동아리에서는 전략 리더와 선수로서 활동을 주도하며 결국 북미 지역 약 500개 팀 중</w:t>
-      </w:r>
-      <w:r>
-        <w:rPr>
-          <w:rFonts w:asciiTheme="majorHAnsi" w:eastAsiaTheme="majorHAnsi" w:hAnsiTheme="majorHAnsi" w:hint="eastAsia"/>
-        </w:rPr>
-        <w:t>에서</w:t>
-      </w:r>
-      <w:r>
-        <w:rPr>
-          <w:rFonts w:asciiTheme="majorHAnsi" w:eastAsiaTheme="majorHAnsi" w:hAnsiTheme="majorHAnsi" w:hint="eastAsia"/>
-        </w:rPr>
-        <w:t>,</w:t>
-      </w:r>
-      <w:r>
-        <w:rPr>
-          <w:rFonts w:asciiTheme="majorHAnsi" w:eastAsiaTheme="majorHAnsi" w:hAnsiTheme="majorHAnsi"/>
-        </w:rPr>
-        <w:t xml:space="preserve"> 소속 팀이 2위를 차지하는 쾌거를 이루었습니다. 이 경험을 통해 게임에 대한 흥미가 단순한 취미를 넘어</w:t>
-      </w:r>
-      <w:r>
-        <w:rPr>
-          <w:rFonts w:asciiTheme="majorHAnsi" w:eastAsiaTheme="majorHAnsi" w:hAnsiTheme="majorHAnsi" w:hint="eastAsia"/>
-        </w:rPr>
-        <w:t>선</w:t>
-      </w:r>
-      <w:r>
-        <w:rPr>
-          <w:rFonts w:asciiTheme="majorHAnsi" w:eastAsiaTheme="majorHAnsi" w:hAnsiTheme="majorHAnsi"/>
-        </w:rPr>
-        <w:t xml:space="preserve"> 게임의 원리와 구성, 전략적 기획과 마케팅 등 다양한 영역으로 확장되었습니다.</w:t>
+          <w:rFonts w:asciiTheme="majorHAnsi" w:eastAsiaTheme="majorHAnsi" w:hAnsiTheme="majorHAnsi"/>
+          <w:sz w:val="22"/>
+        </w:rPr>
+        <w:t>재학</w:t>
+      </w:r>
+      <w:r>
+        <w:rPr>
+          <w:rFonts w:asciiTheme="majorHAnsi" w:eastAsiaTheme="majorHAnsi" w:hAnsiTheme="majorHAnsi"/>
+          <w:sz w:val="22"/>
+        </w:rPr>
+        <w:t xml:space="preserve">생들과 함께 eSports </w:t>
+      </w:r>
+      <w:r>
+        <w:rPr>
+          <w:rFonts w:asciiTheme="majorHAnsi" w:eastAsiaTheme="majorHAnsi" w:hAnsiTheme="majorHAnsi" w:hint="eastAsia"/>
+          <w:sz w:val="22"/>
+        </w:rPr>
+        <w:t>팀을</w:t>
+      </w:r>
+      <w:r>
+        <w:rPr>
+          <w:rFonts w:asciiTheme="majorHAnsi" w:eastAsiaTheme="majorHAnsi" w:hAnsiTheme="majorHAnsi"/>
+          <w:sz w:val="22"/>
+        </w:rPr>
+        <w:t xml:space="preserve"> 직접 창설해 대회를 준비했습니다. 게임을 본격적으로 시작한 지 오래되지 않았음에도 게임 메커니즘과 전략을 심도 있게 분석하며 실력을 빠르게 끌어올렸고, 북미 서버 랭킹 200</w:t>
+      </w:r>
+      <w:r>
+        <w:rPr>
+          <w:rFonts w:asciiTheme="majorHAnsi" w:eastAsiaTheme="majorHAnsi" w:hAnsiTheme="majorHAnsi" w:hint="eastAsia"/>
+          <w:sz w:val="22"/>
+        </w:rPr>
+        <w:t>위권에</w:t>
+      </w:r>
+      <w:r>
+        <w:rPr>
+          <w:rFonts w:asciiTheme="majorHAnsi" w:eastAsiaTheme="majorHAnsi" w:hAnsiTheme="majorHAnsi"/>
+          <w:sz w:val="22"/>
+        </w:rPr>
+        <w:t xml:space="preserve"> 오르는 성과를 거두었습니다. 또한 </w:t>
+      </w:r>
+      <w:r>
+        <w:rPr>
+          <w:rFonts w:asciiTheme="majorHAnsi" w:eastAsiaTheme="majorHAnsi" w:hAnsiTheme="majorHAnsi"/>
+          <w:sz w:val="22"/>
+        </w:rPr>
+        <w:t>팀</w:t>
+      </w:r>
+      <w:r>
+        <w:rPr>
+          <w:rFonts w:asciiTheme="majorHAnsi" w:eastAsiaTheme="majorHAnsi" w:hAnsiTheme="majorHAnsi"/>
+          <w:sz w:val="22"/>
+        </w:rPr>
+        <w:t xml:space="preserve">에서는 전략 리더이자 선수로 활동하며 팀 전술 </w:t>
+      </w:r>
+      <w:r>
+        <w:rPr>
+          <w:rFonts w:asciiTheme="majorHAnsi" w:eastAsiaTheme="majorHAnsi" w:hAnsiTheme="majorHAnsi"/>
+          <w:sz w:val="22"/>
+        </w:rPr>
+        <w:t>및</w:t>
+      </w:r>
+      <w:r>
+        <w:rPr>
+          <w:rFonts w:asciiTheme="majorHAnsi" w:eastAsiaTheme="majorHAnsi" w:hAnsiTheme="majorHAnsi"/>
+          <w:sz w:val="22"/>
+        </w:rPr>
+        <w:t xml:space="preserve"> 운영을 주도했고, 북미 지역 약 500개 팀이 참가한 대회에서 소속 팀이 최종 2위를 차지했습니다. 이 경험을 통해 게임에 대한 흥미가 단순한 취미를 넘어 게임의 원리와 구성, 전략적 기획과 마케팅 등 다양한 영역으로 확장되는 계기가 되었습니다.</w:t>
       </w:r>
     </w:p>
     <w:p>
       <w:pPr>
-        <w:pStyle w:val="NormalWeb"/>
+        <w:pStyle w:val="a4"/>
         <w:jc w:val="both"/>
         <w:rPr>
           <w:rFonts w:asciiTheme="majorHAnsi" w:eastAsiaTheme="majorHAnsi" w:hAnsiTheme="majorHAnsi"/>
+          <w:sz w:val="22"/>
+          <w:szCs w:val="22"/>
         </w:rPr>
       </w:pPr>
       <w:r>
         <w:rPr>
-          <w:rFonts w:asciiTheme="majorHAnsi" w:eastAsiaTheme="majorHAnsi" w:hAnsiTheme="majorHAnsi"/>
-        </w:rPr>
-        <w:t xml:space="preserve">이후 한국에서 군 복무를 준비하던 중, </w:t>
-      </w:r>
-      <w:r>
-        <w:rPr>
-          <w:rFonts w:asciiTheme="majorHAnsi" w:eastAsiaTheme="majorHAnsi" w:hAnsiTheme="majorHAnsi"/>
-        </w:rPr>
-        <w:t>코로</w:t>
-      </w:r>
-      <w:r>
-        <w:rPr>
-          <w:rFonts w:asciiTheme="majorHAnsi" w:eastAsiaTheme="majorHAnsi" w:hAnsiTheme="majorHAnsi" w:hint="eastAsia"/>
-        </w:rPr>
-        <w:t>나-</w:t>
-      </w:r>
-      <w:r>
-        <w:rPr>
-          <w:rFonts w:asciiTheme="majorHAnsi" w:eastAsiaTheme="majorHAnsi" w:hAnsiTheme="majorHAnsi"/>
-        </w:rPr>
-        <w:t>19</w:t>
-      </w:r>
-      <w:r>
-        <w:rPr>
-          <w:rFonts w:asciiTheme="majorHAnsi" w:eastAsiaTheme="majorHAnsi" w:hAnsiTheme="majorHAnsi"/>
-        </w:rPr>
-        <w:t xml:space="preserve">로 </w:t>
-      </w:r>
-      <w:r>
-        <w:rPr>
-          <w:rFonts w:asciiTheme="majorHAnsi" w:eastAsiaTheme="majorHAnsi" w:hAnsiTheme="majorHAnsi" w:hint="eastAsia"/>
-        </w:rPr>
-        <w:t>인</w:t>
-      </w:r>
-      <w:r>
-        <w:rPr>
-          <w:rFonts w:asciiTheme="majorHAnsi" w:eastAsiaTheme="majorHAnsi" w:hAnsiTheme="majorHAnsi" w:hint="eastAsia"/>
-        </w:rPr>
-        <w:t>하여</w:t>
-      </w:r>
-      <w:r>
-        <w:rPr>
-          <w:rFonts w:asciiTheme="majorHAnsi" w:eastAsiaTheme="majorHAnsi" w:hAnsiTheme="majorHAnsi" w:hint="eastAsia"/>
+          <w:rFonts w:asciiTheme="majorHAnsi" w:eastAsiaTheme="majorHAnsi" w:hAnsiTheme="majorHAnsi" w:hint="eastAsia"/>
+          <w:sz w:val="22"/>
+          <w:szCs w:val="22"/>
+        </w:rPr>
+        <w:t>이러한</w:t>
+      </w:r>
+      <w:r>
+        <w:rPr>
+          <w:rFonts w:asciiTheme="majorHAnsi" w:eastAsiaTheme="majorHAnsi" w:hAnsiTheme="majorHAnsi"/>
+          <w:sz w:val="22"/>
+          <w:szCs w:val="22"/>
+        </w:rPr>
+        <w:t xml:space="preserve"> 경험 이후, 저는 게임을 분석하는 것을 넘어 직접 게임 개발에 참여하고 싶다는 목표를 갖게 되었습니다.</w:t>
+      </w:r>
+      <w:r>
+        <w:rPr>
+          <w:rFonts w:asciiTheme="majorHAnsi" w:eastAsiaTheme="majorHAnsi" w:hAnsiTheme="majorHAnsi" w:hint="eastAsia"/>
+          <w:sz w:val="22"/>
+          <w:szCs w:val="22"/>
         </w:rPr>
         <w:t xml:space="preserve"> </w:t>
       </w:r>
       <w:r>
         <w:rPr>
-          <w:rFonts w:asciiTheme="majorHAnsi" w:eastAsiaTheme="majorHAnsi" w:hAnsiTheme="majorHAnsi"/>
-        </w:rPr>
-        <w:t>입대가</w:t>
-      </w:r>
-      <w:r>
-        <w:rPr>
-          <w:rFonts w:asciiTheme="majorHAnsi" w:eastAsiaTheme="majorHAnsi" w:hAnsiTheme="majorHAnsi"/>
+          <w:rFonts w:asciiTheme="majorHAnsi" w:eastAsiaTheme="majorHAnsi" w:hAnsiTheme="majorHAnsi" w:hint="eastAsia"/>
+          <w:sz w:val="22"/>
+          <w:szCs w:val="22"/>
+        </w:rPr>
+        <w:t>한국에서</w:t>
+      </w:r>
+      <w:r>
+        <w:rPr>
+          <w:rFonts w:asciiTheme="majorHAnsi" w:eastAsiaTheme="majorHAnsi" w:hAnsiTheme="majorHAnsi"/>
+          <w:sz w:val="22"/>
+          <w:szCs w:val="22"/>
+        </w:rPr>
+        <w:t xml:space="preserve"> 군 복무를 준비하던 중 COVID-19로 인해 입대가 </w:t>
+      </w:r>
+      <w:r>
+        <w:rPr>
+          <w:rFonts w:asciiTheme="majorHAnsi" w:eastAsiaTheme="majorHAnsi" w:hAnsiTheme="majorHAnsi"/>
+          <w:sz w:val="22"/>
+          <w:szCs w:val="22"/>
+        </w:rPr>
+        <w:t>연기됐</w:t>
+      </w:r>
+      <w:r>
+        <w:rPr>
+          <w:rFonts w:asciiTheme="majorHAnsi" w:eastAsiaTheme="majorHAnsi" w:hAnsiTheme="majorHAnsi"/>
+          <w:sz w:val="22"/>
+          <w:szCs w:val="22"/>
+        </w:rPr>
+        <w:t>습니다. 외부 활동이 제한되자 시간을 의미</w:t>
+      </w:r>
+      <w:r>
+        <w:rPr>
+          <w:rFonts w:asciiTheme="majorHAnsi" w:eastAsiaTheme="majorHAnsi" w:hAnsiTheme="majorHAnsi"/>
+          <w:sz w:val="22"/>
+          <w:szCs w:val="22"/>
         </w:rPr>
         <w:t xml:space="preserve"> </w:t>
       </w:r>
       <w:r>
         <w:rPr>
           <w:rFonts w:asciiTheme="majorHAnsi" w:eastAsiaTheme="majorHAnsi" w:hAnsiTheme="majorHAnsi"/>
-        </w:rPr>
-        <w:t>연기</w:t>
-      </w:r>
-      <w:r>
-        <w:rPr>
-          <w:rFonts w:asciiTheme="majorHAnsi" w:eastAsiaTheme="majorHAnsi" w:hAnsiTheme="majorHAnsi" w:hint="eastAsia"/>
-        </w:rPr>
-        <w:t>됐습니다.</w:t>
-      </w:r>
-      <w:r>
-        <w:rPr>
-          <w:rFonts w:asciiTheme="majorHAnsi" w:eastAsiaTheme="majorHAnsi" w:hAnsiTheme="majorHAnsi"/>
+          <w:sz w:val="22"/>
+          <w:szCs w:val="22"/>
+        </w:rPr>
+        <w:t>있게 활용하고자</w:t>
+      </w:r>
+      <w:r>
+        <w:rPr>
+          <w:rFonts w:asciiTheme="majorHAnsi" w:eastAsiaTheme="majorHAnsi" w:hAnsiTheme="majorHAnsi"/>
+          <w:sz w:val="22"/>
+          <w:szCs w:val="22"/>
+        </w:rPr>
+        <w:t xml:space="preserve"> eSports</w:t>
+      </w:r>
+      <w:r>
+        <w:rPr>
+          <w:rFonts w:asciiTheme="majorHAnsi" w:eastAsiaTheme="majorHAnsi" w:hAnsiTheme="majorHAnsi"/>
+          <w:sz w:val="22"/>
+          <w:szCs w:val="22"/>
+        </w:rPr>
+        <w:t xml:space="preserve"> 활동 경험을 바탕으로 </w:t>
+      </w:r>
+      <w:r>
+        <w:rPr>
+          <w:rFonts w:asciiTheme="majorHAnsi" w:eastAsiaTheme="majorHAnsi" w:hAnsiTheme="majorHAnsi"/>
+          <w:sz w:val="22"/>
+          <w:szCs w:val="22"/>
+        </w:rPr>
+        <w:t>프로팀</w:t>
+      </w:r>
+      <w:r>
+        <w:rPr>
+          <w:rFonts w:asciiTheme="majorHAnsi" w:eastAsiaTheme="majorHAnsi" w:hAnsiTheme="majorHAnsi" w:hint="eastAsia"/>
+          <w:sz w:val="22"/>
+          <w:szCs w:val="22"/>
         </w:rPr>
         <w:t xml:space="preserve"> </w:t>
       </w:r>
       <w:r>
         <w:rPr>
           <w:rFonts w:asciiTheme="majorHAnsi" w:eastAsiaTheme="majorHAnsi" w:hAnsiTheme="majorHAnsi"/>
-        </w:rPr>
-        <w:t>외부 활동이 제한되자 시간을 의미</w:t>
-      </w:r>
-      <w:r>
-        <w:rPr>
-          <w:rFonts w:asciiTheme="majorHAnsi" w:eastAsiaTheme="majorHAnsi" w:hAnsiTheme="majorHAnsi" w:hint="eastAsia"/>
+          <w:sz w:val="22"/>
+          <w:szCs w:val="22"/>
+        </w:rPr>
+        <w:t>게임</w:t>
+      </w:r>
+      <w:r>
+        <w:rPr>
+          <w:rFonts w:asciiTheme="majorHAnsi" w:eastAsiaTheme="majorHAnsi" w:hAnsiTheme="majorHAnsi" w:hint="eastAsia"/>
+          <w:sz w:val="22"/>
+          <w:szCs w:val="22"/>
         </w:rPr>
         <w:t xml:space="preserve"> </w:t>
       </w:r>
       <w:r>
         <w:rPr>
           <w:rFonts w:asciiTheme="majorHAnsi" w:eastAsiaTheme="majorHAnsi" w:hAnsiTheme="majorHAnsi"/>
-        </w:rPr>
-        <w:t>있게 활용하고자 eSports</w:t>
-      </w:r>
-      <w:r>
-        <w:rPr>
-          <w:rFonts w:asciiTheme="majorHAnsi" w:eastAsiaTheme="majorHAnsi" w:hAnsiTheme="majorHAnsi"/>
+          <w:sz w:val="22"/>
+          <w:szCs w:val="22"/>
+        </w:rPr>
+        <w:t>전략</w:t>
+      </w:r>
+      <w:r>
+        <w:rPr>
+          <w:rFonts w:asciiTheme="majorHAnsi" w:eastAsiaTheme="majorHAnsi" w:hAnsiTheme="majorHAnsi" w:hint="eastAsia"/>
+          <w:sz w:val="22"/>
+          <w:szCs w:val="22"/>
         </w:rPr>
         <w:t xml:space="preserve"> </w:t>
       </w:r>
       <w:r>
         <w:rPr>
-          <w:rFonts w:asciiTheme="majorHAnsi" w:eastAsiaTheme="majorHAnsi" w:hAnsiTheme="majorHAnsi" w:hint="eastAsia"/>
-        </w:rPr>
-        <w:t>동아리 활동</w:t>
-      </w:r>
-      <w:r>
-        <w:rPr>
-          <w:rFonts w:asciiTheme="majorHAnsi" w:eastAsiaTheme="majorHAnsi" w:hAnsiTheme="majorHAnsi"/>
-        </w:rPr>
-        <w:t xml:space="preserve"> 경험을 바탕으로 게임 전략 분석가로 활동</w:t>
-      </w:r>
-      <w:r>
-        <w:rPr>
-          <w:rFonts w:asciiTheme="majorHAnsi" w:eastAsiaTheme="majorHAnsi" w:hAnsiTheme="majorHAnsi" w:hint="eastAsia"/>
-        </w:rPr>
-        <w:t>하기로 정</w:t>
-      </w:r>
-      <w:r>
-        <w:rPr>
-          <w:rFonts w:asciiTheme="majorHAnsi" w:eastAsiaTheme="majorHAnsi" w:hAnsiTheme="majorHAnsi"/>
-        </w:rPr>
-        <w:t xml:space="preserve">했습니다. </w:t>
-      </w:r>
-      <w:r>
-        <w:rPr>
-          <w:rFonts w:asciiTheme="majorHAnsi" w:eastAsiaTheme="majorHAnsi" w:hAnsiTheme="majorHAnsi" w:hint="eastAsia"/>
-        </w:rPr>
-        <w:t xml:space="preserve">좋은 기회로 </w:t>
-      </w:r>
-      <w:r>
-        <w:rPr>
-          <w:rFonts w:asciiTheme="majorHAnsi" w:eastAsiaTheme="majorHAnsi" w:hAnsiTheme="majorHAnsi"/>
-        </w:rPr>
-        <w:t xml:space="preserve">Apex Legends </w:t>
-      </w:r>
-      <w:r>
-        <w:rPr>
-          <w:rFonts w:asciiTheme="majorHAnsi" w:eastAsiaTheme="majorHAnsi" w:hAnsiTheme="majorHAnsi" w:hint="eastAsia"/>
-        </w:rPr>
-        <w:t>게임의 일본 프로팀</w:t>
-      </w:r>
-      <w:r>
-        <w:rPr>
-          <w:rFonts w:asciiTheme="majorHAnsi" w:eastAsiaTheme="majorHAnsi" w:hAnsiTheme="majorHAnsi"/>
+          <w:rFonts w:asciiTheme="majorHAnsi" w:eastAsiaTheme="majorHAnsi" w:hAnsiTheme="majorHAnsi"/>
+          <w:sz w:val="22"/>
+          <w:szCs w:val="22"/>
+        </w:rPr>
+        <w:t>분석가로 활동</w:t>
+      </w:r>
+      <w:r>
+        <w:rPr>
+          <w:rFonts w:asciiTheme="majorHAnsi" w:eastAsiaTheme="majorHAnsi" w:hAnsiTheme="majorHAnsi" w:hint="eastAsia"/>
+          <w:sz w:val="22"/>
+          <w:szCs w:val="22"/>
+        </w:rPr>
+        <w:t xml:space="preserve">하기로 </w:t>
+      </w:r>
+      <w:r>
+        <w:rPr>
+          <w:rFonts w:asciiTheme="majorHAnsi" w:eastAsiaTheme="majorHAnsi" w:hAnsiTheme="majorHAnsi"/>
+          <w:sz w:val="22"/>
+          <w:szCs w:val="22"/>
+        </w:rPr>
+        <w:t>정</w:t>
+      </w:r>
+      <w:r>
+        <w:rPr>
+          <w:rFonts w:asciiTheme="majorHAnsi" w:eastAsiaTheme="majorHAnsi" w:hAnsiTheme="majorHAnsi"/>
+          <w:sz w:val="22"/>
+          <w:szCs w:val="22"/>
+        </w:rPr>
+        <w:t>했습니다</w:t>
+      </w:r>
+      <w:r>
+        <w:rPr>
+          <w:rFonts w:asciiTheme="majorHAnsi" w:eastAsiaTheme="majorHAnsi" w:hAnsiTheme="majorHAnsi"/>
+          <w:sz w:val="22"/>
+          <w:szCs w:val="22"/>
+        </w:rPr>
+        <w:t xml:space="preserve">. </w:t>
+      </w:r>
+      <w:r>
+        <w:rPr>
+          <w:rFonts w:asciiTheme="majorHAnsi" w:eastAsiaTheme="majorHAnsi" w:hAnsiTheme="majorHAnsi"/>
+          <w:sz w:val="22"/>
+          <w:szCs w:val="22"/>
+        </w:rPr>
+        <w:t>좋은</w:t>
+      </w:r>
+      <w:r>
+        <w:rPr>
+          <w:rFonts w:asciiTheme="majorHAnsi" w:eastAsiaTheme="majorHAnsi" w:hAnsiTheme="majorHAnsi" w:hint="eastAsia"/>
+          <w:sz w:val="22"/>
+          <w:szCs w:val="22"/>
         </w:rPr>
         <w:t xml:space="preserve"> </w:t>
       </w:r>
       <w:r>
         <w:rPr>
-          <w:rFonts w:asciiTheme="majorHAnsi" w:eastAsiaTheme="majorHAnsi" w:hAnsiTheme="majorHAnsi" w:hint="eastAsia"/>
-        </w:rPr>
-        <w:t>코치와</w:t>
-      </w:r>
-      <w:r>
-        <w:rPr>
-          <w:rFonts w:asciiTheme="majorHAnsi" w:eastAsiaTheme="majorHAnsi" w:hAnsiTheme="majorHAnsi"/>
-        </w:rPr>
-        <w:t xml:space="preserve"> 협업하며 전략을 분석하고 팀을 지원하는 과정에서 세계 31위를 달성했으며, 프로선수 입단 제의도 받았습니다. 하지만 프로선수의 수명이 짧다는 </w:t>
-      </w:r>
-      <w:r>
-        <w:rPr>
-          <w:rFonts w:asciiTheme="majorHAnsi" w:eastAsiaTheme="majorHAnsi" w:hAnsiTheme="majorHAnsi"/>
-        </w:rPr>
-        <w:t>점</w:t>
-      </w:r>
-      <w:r>
-        <w:rPr>
-          <w:rFonts w:asciiTheme="majorHAnsi" w:eastAsiaTheme="majorHAnsi" w:hAnsiTheme="majorHAnsi" w:hint="eastAsia"/>
-        </w:rPr>
-        <w:t>,</w:t>
-      </w:r>
-      <w:r>
-        <w:rPr>
-          <w:rFonts w:asciiTheme="majorHAnsi" w:eastAsiaTheme="majorHAnsi" w:hAnsiTheme="majorHAnsi"/>
+          <w:rFonts w:asciiTheme="majorHAnsi" w:eastAsiaTheme="majorHAnsi" w:hAnsiTheme="majorHAnsi"/>
+          <w:sz w:val="22"/>
+          <w:szCs w:val="22"/>
+        </w:rPr>
+        <w:t>기회를</w:t>
+      </w:r>
+      <w:r>
+        <w:rPr>
+          <w:rFonts w:asciiTheme="majorHAnsi" w:eastAsiaTheme="majorHAnsi" w:hAnsiTheme="majorHAnsi" w:hint="eastAsia"/>
+          <w:sz w:val="22"/>
+          <w:szCs w:val="22"/>
+        </w:rPr>
+        <w:t xml:space="preserve"> 얻어서</w:t>
+      </w:r>
+      <w:r>
+        <w:rPr>
+          <w:rFonts w:asciiTheme="majorHAnsi" w:eastAsiaTheme="majorHAnsi" w:hAnsiTheme="majorHAnsi"/>
+          <w:sz w:val="22"/>
+          <w:szCs w:val="22"/>
+        </w:rPr>
+        <w:t xml:space="preserve"> Apex Legends</w:t>
+      </w:r>
+      <w:r>
+        <w:rPr>
+          <w:rFonts w:asciiTheme="majorHAnsi" w:eastAsiaTheme="majorHAnsi" w:hAnsiTheme="majorHAnsi"/>
+          <w:sz w:val="22"/>
+          <w:szCs w:val="22"/>
+        </w:rPr>
+        <w:t>게임</w:t>
+      </w:r>
+      <w:r>
+        <w:rPr>
+          <w:rFonts w:asciiTheme="majorHAnsi" w:eastAsiaTheme="majorHAnsi" w:hAnsiTheme="majorHAnsi"/>
+          <w:sz w:val="22"/>
+          <w:szCs w:val="22"/>
+        </w:rPr>
+        <w:t>의 일본 프로팀 코치와 협업하며 전략을 분석</w:t>
+      </w:r>
+      <w:r>
+        <w:rPr>
+          <w:rFonts w:asciiTheme="majorHAnsi" w:eastAsiaTheme="majorHAnsi" w:hAnsiTheme="majorHAnsi" w:hint="eastAsia"/>
+          <w:sz w:val="22"/>
+          <w:szCs w:val="22"/>
+        </w:rPr>
+        <w:t>가로써</w:t>
+      </w:r>
+      <w:r>
+        <w:rPr>
+          <w:rFonts w:asciiTheme="majorHAnsi" w:eastAsiaTheme="majorHAnsi" w:hAnsiTheme="majorHAnsi"/>
+          <w:sz w:val="22"/>
+          <w:szCs w:val="22"/>
         </w:rPr>
         <w:t xml:space="preserve"> </w:t>
       </w:r>
       <w:r>
         <w:rPr>
           <w:rFonts w:asciiTheme="majorHAnsi" w:eastAsiaTheme="majorHAnsi" w:hAnsiTheme="majorHAnsi" w:hint="eastAsia"/>
-        </w:rPr>
-        <w:t>그리고</w:t>
-      </w:r>
-      <w:r>
-        <w:rPr>
-          <w:rFonts w:asciiTheme="majorHAnsi" w:eastAsiaTheme="majorHAnsi" w:hAnsiTheme="majorHAnsi"/>
-        </w:rPr>
-        <w:t xml:space="preserve"> 전략 분석</w:t>
-      </w:r>
-      <w:r>
-        <w:rPr>
-          <w:rFonts w:asciiTheme="majorHAnsi" w:eastAsiaTheme="majorHAnsi" w:hAnsiTheme="majorHAnsi" w:hint="eastAsia"/>
-        </w:rPr>
-        <w:t>을</w:t>
-      </w:r>
-      <w:r>
-        <w:rPr>
-          <w:rFonts w:asciiTheme="majorHAnsi" w:eastAsiaTheme="majorHAnsi" w:hAnsiTheme="majorHAnsi" w:hint="eastAsia"/>
+          <w:sz w:val="22"/>
+          <w:szCs w:val="22"/>
+        </w:rPr>
+        <w:t>e</w:t>
+      </w:r>
+      <w:r>
+        <w:rPr>
+          <w:rFonts w:asciiTheme="majorHAnsi" w:eastAsiaTheme="majorHAnsi" w:hAnsiTheme="majorHAnsi"/>
+          <w:sz w:val="22"/>
+          <w:szCs w:val="22"/>
+        </w:rPr>
+        <w:t>Sports</w:t>
+      </w:r>
+      <w:r>
+        <w:rPr>
+          <w:rFonts w:asciiTheme="majorHAnsi" w:eastAsiaTheme="majorHAnsi" w:hAnsiTheme="majorHAnsi"/>
+          <w:sz w:val="22"/>
+          <w:szCs w:val="22"/>
+        </w:rPr>
+        <w:t xml:space="preserve">팀을 지원하는 </w:t>
+      </w:r>
+      <w:r>
+        <w:rPr>
+          <w:rFonts w:asciiTheme="majorHAnsi" w:eastAsiaTheme="majorHAnsi" w:hAnsiTheme="majorHAnsi"/>
+          <w:sz w:val="22"/>
+          <w:szCs w:val="22"/>
+        </w:rPr>
+        <w:t>직책</w:t>
+      </w:r>
+      <w:r>
+        <w:rPr>
+          <w:rFonts w:asciiTheme="majorHAnsi" w:eastAsiaTheme="majorHAnsi" w:hAnsiTheme="majorHAnsi"/>
+          <w:sz w:val="22"/>
+          <w:szCs w:val="22"/>
+        </w:rPr>
+        <w:t xml:space="preserve">을 맡았고, 그 과정에서 세계 31위를 달성하며 프로선수 입단 제의를 받기도 했습니다. </w:t>
+      </w:r>
+      <w:r>
+        <w:rPr>
+          <w:rFonts w:asciiTheme="majorHAnsi" w:eastAsiaTheme="majorHAnsi" w:hAnsiTheme="majorHAnsi" w:hint="eastAsia"/>
+          <w:sz w:val="22"/>
+          <w:szCs w:val="22"/>
+        </w:rPr>
+        <w:t>하지만</w:t>
+      </w:r>
+      <w:r>
+        <w:rPr>
+          <w:rFonts w:asciiTheme="majorHAnsi" w:eastAsiaTheme="majorHAnsi" w:hAnsiTheme="majorHAnsi"/>
+          <w:sz w:val="22"/>
+          <w:szCs w:val="22"/>
+        </w:rPr>
+        <w:t xml:space="preserve"> 프로선수의 수명이 짧다는 점을 고려하는 한편, 전략 분석</w:t>
+      </w:r>
+      <w:r>
+        <w:rPr>
+          <w:rFonts w:asciiTheme="majorHAnsi" w:eastAsiaTheme="majorHAnsi" w:hAnsiTheme="majorHAnsi"/>
+          <w:sz w:val="22"/>
+          <w:szCs w:val="22"/>
+        </w:rPr>
+        <w:t>가로</w:t>
+      </w:r>
+      <w:r>
+        <w:rPr>
+          <w:rFonts w:asciiTheme="majorHAnsi" w:eastAsiaTheme="majorHAnsi" w:hAnsiTheme="majorHAnsi" w:hint="eastAsia"/>
+          <w:sz w:val="22"/>
+          <w:szCs w:val="22"/>
+        </w:rPr>
+        <w:t xml:space="preserve"> 활동할 </w:t>
+      </w:r>
+      <w:r>
+        <w:rPr>
+          <w:rFonts w:asciiTheme="majorHAnsi" w:eastAsiaTheme="majorHAnsi" w:hAnsiTheme="majorHAnsi" w:hint="eastAsia"/>
+          <w:sz w:val="22"/>
+          <w:szCs w:val="22"/>
+        </w:rPr>
+        <w:lastRenderedPageBreak/>
+        <w:t>당시에</w:t>
+      </w:r>
+      <w:r>
+        <w:rPr>
+          <w:rFonts w:asciiTheme="majorHAnsi" w:eastAsiaTheme="majorHAnsi" w:hAnsiTheme="majorHAnsi"/>
+          <w:sz w:val="22"/>
+          <w:szCs w:val="22"/>
         </w:rPr>
         <w:t xml:space="preserve"> </w:t>
       </w:r>
       <w:r>
         <w:rPr>
-          <w:rFonts w:asciiTheme="majorHAnsi" w:eastAsiaTheme="majorHAnsi" w:hAnsiTheme="majorHAnsi" w:hint="eastAsia"/>
-        </w:rPr>
-        <w:t>진행하면서</w:t>
-      </w:r>
-      <w:r>
-        <w:rPr>
-          <w:rFonts w:asciiTheme="majorHAnsi" w:eastAsiaTheme="majorHAnsi" w:hAnsiTheme="majorHAnsi"/>
-        </w:rPr>
-        <w:t xml:space="preserve"> </w:t>
-      </w:r>
-      <w:r>
-        <w:rPr>
-          <w:rFonts w:asciiTheme="majorHAnsi" w:eastAsiaTheme="majorHAnsi" w:hAnsiTheme="majorHAnsi"/>
+          <w:rFonts w:asciiTheme="majorHAnsi" w:eastAsiaTheme="majorHAnsi" w:hAnsiTheme="majorHAnsi"/>
+          <w:sz w:val="22"/>
+          <w:szCs w:val="22"/>
         </w:rPr>
         <w:t>‘</w:t>
       </w:r>
       <w:r>
         <w:rPr>
           <w:rFonts w:asciiTheme="majorHAnsi" w:eastAsiaTheme="majorHAnsi" w:hAnsiTheme="majorHAnsi"/>
-        </w:rPr>
-        <w:t xml:space="preserve">어떤 시스템이나 메커니즘이 </w:t>
-      </w:r>
-      <w:r>
-        <w:rPr>
-          <w:rFonts w:asciiTheme="majorHAnsi" w:eastAsiaTheme="majorHAnsi" w:hAnsiTheme="majorHAnsi" w:hint="eastAsia"/>
-        </w:rPr>
-        <w:lastRenderedPageBreak/>
-        <w:t>추가되면 더 좋지 않을까</w:t>
-      </w:r>
-      <w:r>
-        <w:rPr>
-          <w:rFonts w:asciiTheme="majorHAnsi" w:eastAsiaTheme="majorHAnsi" w:hAnsiTheme="majorHAnsi"/>
-        </w:rPr>
-        <w:t>’</w:t>
-      </w:r>
-      <w:r>
-        <w:rPr>
-          <w:rFonts w:asciiTheme="majorHAnsi" w:eastAsiaTheme="majorHAnsi" w:hAnsiTheme="majorHAnsi"/>
-        </w:rPr>
-        <w:t xml:space="preserve">라는 고민을 </w:t>
-      </w:r>
-      <w:r>
-        <w:rPr>
-          <w:rFonts w:asciiTheme="majorHAnsi" w:eastAsiaTheme="majorHAnsi" w:hAnsiTheme="majorHAnsi" w:hint="eastAsia"/>
-        </w:rPr>
-        <w:t>자주 해왔던</w:t>
-      </w:r>
-      <w:r>
-        <w:rPr>
-          <w:rFonts w:asciiTheme="majorHAnsi" w:eastAsiaTheme="majorHAnsi" w:hAnsiTheme="majorHAnsi" w:hint="eastAsia"/>
-        </w:rPr>
-        <w:t xml:space="preserve"> 저는</w:t>
-      </w:r>
-      <w:r>
-        <w:rPr>
-          <w:rFonts w:asciiTheme="majorHAnsi" w:eastAsiaTheme="majorHAnsi" w:hAnsiTheme="majorHAnsi" w:hint="eastAsia"/>
-        </w:rPr>
-        <w:t>,</w:t>
-      </w:r>
-      <w:r>
-        <w:rPr>
-          <w:rFonts w:asciiTheme="majorHAnsi" w:eastAsiaTheme="majorHAnsi" w:hAnsiTheme="majorHAnsi"/>
-        </w:rPr>
-        <w:t xml:space="preserve"> </w:t>
-      </w:r>
-      <w:r>
-        <w:rPr>
-          <w:rFonts w:asciiTheme="majorHAnsi" w:eastAsiaTheme="majorHAnsi" w:hAnsiTheme="majorHAnsi" w:hint="eastAsia"/>
+          <w:sz w:val="22"/>
+          <w:szCs w:val="22"/>
+        </w:rPr>
+        <w:t>어떤 시스템이나 메커니즘이 추가되면 더 좋지 않을까</w:t>
+      </w:r>
+      <w:r>
+        <w:rPr>
+          <w:rFonts w:asciiTheme="majorHAnsi" w:eastAsiaTheme="majorHAnsi" w:hAnsiTheme="majorHAnsi" w:hint="eastAsia"/>
+          <w:sz w:val="22"/>
+          <w:szCs w:val="22"/>
+        </w:rPr>
+        <w:t>?</w:t>
+      </w:r>
+      <w:r>
+        <w:rPr>
+          <w:rFonts w:asciiTheme="majorHAnsi" w:eastAsiaTheme="majorHAnsi" w:hAnsiTheme="majorHAnsi"/>
+          <w:sz w:val="22"/>
+          <w:szCs w:val="22"/>
+        </w:rPr>
+        <w:t>‘</w:t>
+      </w:r>
+      <w:r>
+        <w:rPr>
+          <w:rFonts w:asciiTheme="majorHAnsi" w:eastAsiaTheme="majorHAnsi" w:hAnsiTheme="majorHAnsi"/>
+          <w:sz w:val="22"/>
+          <w:szCs w:val="22"/>
+        </w:rPr>
+        <w:t xml:space="preserve">라는 고민을 자주 </w:t>
+      </w:r>
+      <w:r>
+        <w:rPr>
+          <w:rFonts w:asciiTheme="majorHAnsi" w:eastAsiaTheme="majorHAnsi" w:hAnsiTheme="majorHAnsi"/>
+          <w:sz w:val="22"/>
+          <w:szCs w:val="22"/>
+        </w:rPr>
+        <w:t>해왔던</w:t>
+      </w:r>
+      <w:r>
+        <w:rPr>
+          <w:rFonts w:asciiTheme="majorHAnsi" w:eastAsiaTheme="majorHAnsi" w:hAnsiTheme="majorHAnsi" w:hint="eastAsia"/>
+          <w:sz w:val="22"/>
+          <w:szCs w:val="22"/>
+        </w:rPr>
+        <w:t xml:space="preserve"> 저는, </w:t>
+      </w:r>
+      <w:r>
+        <w:rPr>
+          <w:rFonts w:asciiTheme="majorHAnsi" w:eastAsiaTheme="majorHAnsi" w:hAnsiTheme="majorHAnsi" w:hint="eastAsia"/>
+          <w:sz w:val="22"/>
+          <w:szCs w:val="22"/>
         </w:rPr>
         <w:t xml:space="preserve">오히려 </w:t>
       </w:r>
       <w:r>
         <w:rPr>
           <w:rFonts w:asciiTheme="majorHAnsi" w:eastAsiaTheme="majorHAnsi" w:hAnsiTheme="majorHAnsi"/>
+          <w:sz w:val="22"/>
+          <w:szCs w:val="22"/>
         </w:rPr>
         <w:t>자연스럽게 게임 개발에 참여하고 싶다는 목표를 갖게 되었습니다.</w:t>
       </w:r>
     </w:p>
     <w:p>
       <w:pPr>
-        <w:pStyle w:val="NormalWeb"/>
+        <w:pStyle w:val="a4"/>
         <w:jc w:val="both"/>
         <w:rPr>
           <w:rFonts w:asciiTheme="majorHAnsi" w:eastAsiaTheme="majorHAnsi" w:hAnsiTheme="majorHAnsi"/>
+          <w:sz w:val="22"/>
+          <w:szCs w:val="22"/>
         </w:rPr>
       </w:pPr>
       <w:r>
         <w:rPr>
           <w:rFonts w:asciiTheme="majorHAnsi" w:eastAsiaTheme="majorHAnsi" w:hAnsiTheme="majorHAnsi" w:hint="eastAsia"/>
-        </w:rPr>
-        <w:t xml:space="preserve">전문적으로 게임 </w:t>
-      </w:r>
-      <w:r>
-        <w:rPr>
-          <w:rFonts w:asciiTheme="majorHAnsi" w:eastAsiaTheme="majorHAnsi" w:hAnsiTheme="majorHAnsi" w:hint="eastAsia"/>
-        </w:rPr>
-        <w:t>프로그래밍</w:t>
-      </w:r>
-      <w:r>
-        <w:rPr>
-          <w:rFonts w:asciiTheme="majorHAnsi" w:eastAsiaTheme="majorHAnsi" w:hAnsiTheme="majorHAnsi" w:hint="eastAsia"/>
-        </w:rPr>
-        <w:t>을 공부하고 게임 개발자로서의 목표를 실현하기 위해</w:t>
-      </w:r>
-      <w:r>
-        <w:rPr>
-          <w:rFonts w:asciiTheme="majorHAnsi" w:eastAsiaTheme="majorHAnsi" w:hAnsiTheme="majorHAnsi"/>
+          <w:sz w:val="22"/>
+          <w:szCs w:val="22"/>
+        </w:rPr>
+        <w:t xml:space="preserve">나아가, </w:t>
+      </w:r>
+      <w:r>
+        <w:rPr>
+          <w:rFonts w:asciiTheme="majorHAnsi" w:eastAsiaTheme="majorHAnsi" w:hAnsiTheme="majorHAnsi"/>
+          <w:sz w:val="22"/>
+          <w:szCs w:val="22"/>
+        </w:rPr>
+        <w:t>게임 프로그래밍 분야에서 전문성을 갖추기 위해 학업에 매진하며 우수한 성과를 거두었습니다.</w:t>
+      </w:r>
+      <w:r>
+        <w:rPr>
+          <w:rFonts w:asciiTheme="majorHAnsi" w:eastAsiaTheme="majorHAnsi" w:hAnsiTheme="majorHAnsi" w:hint="eastAsia"/>
+          <w:sz w:val="22"/>
+          <w:szCs w:val="22"/>
+        </w:rPr>
+        <w:t xml:space="preserve"> 전문적인</w:t>
+      </w:r>
+      <w:r>
+        <w:rPr>
+          <w:rFonts w:asciiTheme="majorHAnsi" w:eastAsiaTheme="majorHAnsi" w:hAnsiTheme="majorHAnsi" w:hint="eastAsia"/>
+          <w:sz w:val="22"/>
+          <w:szCs w:val="22"/>
+        </w:rPr>
+        <w:t xml:space="preserve"> 게임</w:t>
+      </w:r>
+      <w:r>
+        <w:rPr>
+          <w:rFonts w:asciiTheme="majorHAnsi" w:eastAsiaTheme="majorHAnsi" w:hAnsiTheme="majorHAnsi"/>
+          <w:sz w:val="22"/>
+          <w:szCs w:val="22"/>
+        </w:rPr>
+        <w:t xml:space="preserve"> </w:t>
+      </w:r>
+      <w:r>
+        <w:rPr>
+          <w:rFonts w:asciiTheme="majorHAnsi" w:eastAsiaTheme="majorHAnsi" w:hAnsiTheme="majorHAnsi" w:hint="eastAsia"/>
+          <w:sz w:val="22"/>
+          <w:szCs w:val="22"/>
+        </w:rPr>
+        <w:t>개발자로서의 목표를 실현하기 위해</w:t>
+      </w:r>
+      <w:r>
+        <w:rPr>
+          <w:rFonts w:asciiTheme="majorHAnsi" w:eastAsiaTheme="majorHAnsi" w:hAnsiTheme="majorHAnsi"/>
+          <w:sz w:val="22"/>
+          <w:szCs w:val="22"/>
         </w:rPr>
         <w:t xml:space="preserve"> George Brown </w:t>
       </w:r>
       <w:r>
         <w:rPr>
           <w:rFonts w:asciiTheme="majorHAnsi" w:eastAsiaTheme="majorHAnsi" w:hAnsiTheme="majorHAnsi" w:hint="eastAsia"/>
+          <w:sz w:val="22"/>
+          <w:szCs w:val="22"/>
         </w:rPr>
         <w:t>대학교</w:t>
       </w:r>
       <w:r>
         <w:rPr>
           <w:rFonts w:asciiTheme="majorHAnsi" w:eastAsiaTheme="majorHAnsi" w:hAnsiTheme="majorHAnsi" w:hint="eastAsia"/>
+          <w:sz w:val="22"/>
+          <w:szCs w:val="22"/>
         </w:rPr>
         <w:t>에</w:t>
       </w:r>
       <w:r>
         <w:rPr>
           <w:rFonts w:asciiTheme="majorHAnsi" w:eastAsiaTheme="majorHAnsi" w:hAnsiTheme="majorHAnsi"/>
+          <w:sz w:val="22"/>
+          <w:szCs w:val="22"/>
         </w:rPr>
         <w:t xml:space="preserve"> Game Programming 전공으로 </w:t>
       </w:r>
       <w:r>
         <w:rPr>
           <w:rFonts w:asciiTheme="majorHAnsi" w:eastAsiaTheme="majorHAnsi" w:hAnsiTheme="majorHAnsi"/>
+          <w:sz w:val="22"/>
+          <w:szCs w:val="22"/>
         </w:rPr>
         <w:t>편입</w:t>
       </w:r>
       <w:r>
         <w:rPr>
           <w:rFonts w:asciiTheme="majorHAnsi" w:eastAsiaTheme="majorHAnsi" w:hAnsiTheme="majorHAnsi" w:hint="eastAsia"/>
+          <w:sz w:val="22"/>
+          <w:szCs w:val="22"/>
         </w:rPr>
         <w:t>한 후,</w:t>
       </w:r>
       <w:r>
         <w:rPr>
           <w:rFonts w:asciiTheme="majorHAnsi" w:eastAsiaTheme="majorHAnsi" w:hAnsiTheme="majorHAnsi"/>
+          <w:sz w:val="22"/>
+          <w:szCs w:val="22"/>
+        </w:rPr>
+        <w:t xml:space="preserve"> 정규 수업과 과제 수행뿐 아니라 기능 구현의 완성도와 구조적 설계에 특히 신경쓰며 개발 역량을 꾸준히 </w:t>
+      </w:r>
+      <w:r>
+        <w:rPr>
+          <w:rFonts w:asciiTheme="majorHAnsi" w:eastAsiaTheme="majorHAnsi" w:hAnsiTheme="majorHAnsi" w:hint="eastAsia"/>
+          <w:sz w:val="22"/>
+          <w:szCs w:val="22"/>
+        </w:rPr>
+        <w:t>키웠</w:t>
+      </w:r>
+      <w:r>
+        <w:rPr>
+          <w:rFonts w:asciiTheme="majorHAnsi" w:eastAsiaTheme="majorHAnsi" w:hAnsiTheme="majorHAnsi"/>
+          <w:sz w:val="22"/>
+          <w:szCs w:val="22"/>
+        </w:rPr>
+        <w:t xml:space="preserve">습니다. </w:t>
+      </w:r>
+      <w:r>
+        <w:rPr>
+          <w:rFonts w:asciiTheme="majorHAnsi" w:eastAsiaTheme="majorHAnsi" w:hAnsiTheme="majorHAnsi"/>
+          <w:sz w:val="22"/>
+          <w:szCs w:val="22"/>
+        </w:rPr>
+        <w:t>그</w:t>
+      </w:r>
+      <w:r>
+        <w:rPr>
+          <w:rFonts w:asciiTheme="majorHAnsi" w:eastAsiaTheme="majorHAnsi" w:hAnsiTheme="majorHAnsi" w:hint="eastAsia"/>
+          <w:sz w:val="22"/>
+          <w:szCs w:val="22"/>
         </w:rPr>
         <w:t xml:space="preserve"> </w:t>
+      </w:r>
+      <w:r>
+        <w:rPr>
+          <w:rFonts w:asciiTheme="majorHAnsi" w:eastAsiaTheme="majorHAnsi" w:hAnsiTheme="majorHAnsi"/>
+          <w:sz w:val="22"/>
+          <w:szCs w:val="22"/>
+        </w:rPr>
+        <w:t>결과</w:t>
+      </w:r>
+      <w:r>
+        <w:rPr>
+          <w:rFonts w:asciiTheme="majorHAnsi" w:eastAsiaTheme="majorHAnsi" w:hAnsiTheme="majorHAnsi"/>
+          <w:sz w:val="22"/>
+          <w:szCs w:val="22"/>
+        </w:rPr>
+        <w:t>,</w:t>
+      </w:r>
+      <w:r>
+        <w:rPr>
+          <w:rFonts w:asciiTheme="majorHAnsi" w:eastAsiaTheme="majorHAnsi" w:hAnsiTheme="majorHAnsi"/>
+          <w:sz w:val="22"/>
+          <w:szCs w:val="22"/>
+        </w:rPr>
+        <w:t xml:space="preserve"> 매 학기 성적 우수생으</w:t>
       </w:r>
       <w:bookmarkStart w:id="0" w:name="_GoBack"/>
       <w:bookmarkEnd w:id="0"/>
       <w:r>
         <w:rPr>
           <w:rFonts w:asciiTheme="majorHAnsi" w:eastAsiaTheme="majorHAnsi" w:hAnsiTheme="majorHAnsi"/>
-        </w:rPr>
-        <w:t xml:space="preserve">학업에 매진했습니다. 정규 수업과 과제 수행뿐 아니라 기능 구현의 완성도와 구조적 설계에 특히 신경쓰며 개발 역량을 꾸준히 </w:t>
-      </w:r>
-      <w:r>
-        <w:rPr>
-          <w:rFonts w:asciiTheme="majorHAnsi" w:eastAsiaTheme="majorHAnsi" w:hAnsiTheme="majorHAnsi" w:hint="eastAsia"/>
-        </w:rPr>
-        <w:t>키웠</w:t>
-      </w:r>
-      <w:r>
-        <w:rPr>
-          <w:rFonts w:asciiTheme="majorHAnsi" w:eastAsiaTheme="majorHAnsi" w:hAnsiTheme="majorHAnsi"/>
-        </w:rPr>
-        <w:t xml:space="preserve">습니다. 그 결과 매 학기 성적 우수생으로 </w:t>
-      </w:r>
-      <w:r>
-        <w:rPr>
-          <w:rFonts w:asciiTheme="majorHAnsi" w:eastAsiaTheme="majorHAnsi" w:hAnsiTheme="majorHAnsi"/>
+          <w:sz w:val="22"/>
+          <w:szCs w:val="22"/>
+        </w:rPr>
+        <w:t xml:space="preserve">로 </w:t>
+      </w:r>
+      <w:r>
+        <w:rPr>
+          <w:rFonts w:asciiTheme="majorHAnsi" w:eastAsiaTheme="majorHAnsi" w:hAnsiTheme="majorHAnsi"/>
+          <w:sz w:val="22"/>
+          <w:szCs w:val="22"/>
         </w:rPr>
         <w:t>선정되</w:t>
       </w:r>
       <w:r>
         <w:rPr>
           <w:rFonts w:asciiTheme="majorHAnsi" w:eastAsiaTheme="majorHAnsi" w:hAnsiTheme="majorHAnsi" w:hint="eastAsia"/>
+          <w:sz w:val="22"/>
+          <w:szCs w:val="22"/>
         </w:rPr>
         <w:t>며</w:t>
       </w:r>
       <w:r>
         <w:rPr>
           <w:rFonts w:asciiTheme="majorHAnsi" w:eastAsiaTheme="majorHAnsi" w:hAnsiTheme="majorHAnsi"/>
-        </w:rPr>
-        <w:t xml:space="preserve">, 4.0 만점 기준 3.98 GPA로 우등 졸업하였습니다. 또한, 교수님의 추천으로 후배들을 대상으로 멘토링과 과외 지도를 </w:t>
-      </w:r>
-      <w:r>
-        <w:rPr>
-          <w:rFonts w:asciiTheme="majorHAnsi" w:eastAsiaTheme="majorHAnsi" w:hAnsiTheme="majorHAnsi" w:hint="eastAsia"/>
-        </w:rPr>
-        <w:t>도</w:t>
-      </w:r>
-      <w:r>
-        <w:rPr>
-          <w:rFonts w:asciiTheme="majorHAnsi" w:eastAsiaTheme="majorHAnsi" w:hAnsiTheme="majorHAnsi"/>
-        </w:rPr>
-        <w:t>맡아</w:t>
-      </w:r>
-      <w:r>
-        <w:rPr>
-          <w:rFonts w:asciiTheme="majorHAnsi" w:eastAsiaTheme="majorHAnsi" w:hAnsiTheme="majorHAnsi" w:hint="eastAsia"/>
-        </w:rPr>
-        <w:t xml:space="preserve"> 해왔고</w:t>
-      </w:r>
-      <w:r>
-        <w:rPr>
-          <w:rFonts w:asciiTheme="majorHAnsi" w:eastAsiaTheme="majorHAnsi" w:hAnsiTheme="majorHAnsi"/>
-        </w:rPr>
-        <w:t>, 실력뿐 아니라 커뮤니케이션과 협업 능력도 함께 키웠습니다.</w:t>
+          <w:sz w:val="22"/>
+          <w:szCs w:val="22"/>
+        </w:rPr>
+        <w:t xml:space="preserve"> </w:t>
+      </w:r>
+      <w:r>
+        <w:rPr>
+          <w:rFonts w:asciiTheme="majorHAnsi" w:eastAsiaTheme="majorHAnsi" w:hAnsiTheme="majorHAnsi"/>
+          <w:sz w:val="22"/>
+          <w:szCs w:val="22"/>
+        </w:rPr>
+        <w:t>4.0 만점 기준 3.98 GPA로 우등 졸업하였습니다</w:t>
+      </w:r>
+      <w:r>
+        <w:rPr>
+          <w:rFonts w:asciiTheme="majorHAnsi" w:eastAsiaTheme="majorHAnsi" w:hAnsiTheme="majorHAnsi"/>
+          <w:sz w:val="22"/>
+          <w:szCs w:val="22"/>
+        </w:rPr>
+        <w:t xml:space="preserve">. </w:t>
+      </w:r>
+      <w:r>
+        <w:rPr>
+          <w:rFonts w:asciiTheme="majorHAnsi" w:eastAsiaTheme="majorHAnsi" w:hAnsiTheme="majorHAnsi" w:hint="eastAsia"/>
+          <w:sz w:val="22"/>
+          <w:szCs w:val="22"/>
+        </w:rPr>
+        <w:t xml:space="preserve">이 과정에서 </w:t>
+      </w:r>
+      <w:r>
+        <w:rPr>
+          <w:rFonts w:asciiTheme="majorHAnsi" w:eastAsiaTheme="majorHAnsi" w:hAnsiTheme="majorHAnsi"/>
+          <w:sz w:val="22"/>
+          <w:szCs w:val="22"/>
+        </w:rPr>
+        <w:t xml:space="preserve">교수님의 추천으로 후배들을 대상으로 </w:t>
+      </w:r>
+      <w:r>
+        <w:rPr>
+          <w:rFonts w:asciiTheme="majorHAnsi" w:eastAsiaTheme="majorHAnsi" w:hAnsiTheme="majorHAnsi"/>
+          <w:sz w:val="22"/>
+          <w:szCs w:val="22"/>
+        </w:rPr>
+        <w:t>멘토링</w:t>
+      </w:r>
+      <w:r>
+        <w:rPr>
+          <w:rFonts w:asciiTheme="majorHAnsi" w:eastAsiaTheme="majorHAnsi" w:hAnsiTheme="majorHAnsi" w:hint="eastAsia"/>
+          <w:sz w:val="22"/>
+          <w:szCs w:val="22"/>
+        </w:rPr>
+        <w:t>과</w:t>
+      </w:r>
+      <w:r>
+        <w:rPr>
+          <w:rFonts w:asciiTheme="majorHAnsi" w:eastAsiaTheme="majorHAnsi" w:hAnsiTheme="majorHAnsi"/>
+          <w:sz w:val="22"/>
+          <w:szCs w:val="22"/>
+        </w:rPr>
+        <w:t xml:space="preserve"> 과외 지도를 맡아 진행하며, 개발 역량과 커뮤니케이션 및 협업 능력을 함께 키웠습니다.</w:t>
       </w:r>
     </w:p>
     <w:p>
       <w:pPr>
-        <w:pStyle w:val="NormalWeb"/>
+        <w:pStyle w:val="a4"/>
         <w:jc w:val="both"/>
         <w:rPr>
           <w:rFonts w:asciiTheme="majorHAnsi" w:eastAsiaTheme="majorHAnsi" w:hAnsiTheme="majorHAnsi"/>
+          <w:sz w:val="22"/>
+          <w:szCs w:val="22"/>
         </w:rPr>
       </w:pPr>
       <w:r>
         <w:rPr>
           <w:rFonts w:asciiTheme="majorHAnsi" w:eastAsiaTheme="majorHAnsi" w:hAnsiTheme="majorHAnsi"/>
-        </w:rPr>
-        <w:t>대학교 학업 중에는 수업과 과제를 통해 Unity를 중심으로 다양한 장르의 게임을 개발하고, Unreal Engine도 함께 다루며 상용 엔진의 구조와 워크플로우에 대한 이해를 넓혔습니다. 이를 바탕으로 여러 게임을 직접 개발하며 기초를 탄탄히 다졌고, 동시에 C++의 메모리 관리와 성능 최적화에 대한 매력을 느껴 졸업 후 C++를 더 깊게 공부하고자 목표를 세웠습니다.</w:t>
+          <w:sz w:val="22"/>
+          <w:szCs w:val="22"/>
+        </w:rPr>
+        <w:t xml:space="preserve">대학교 학업 중에는 수업과 과제를 통해 Unity를 중심으로 다양한 </w:t>
+      </w:r>
+      <w:r>
+        <w:rPr>
+          <w:rFonts w:asciiTheme="majorHAnsi" w:eastAsiaTheme="majorHAnsi" w:hAnsiTheme="majorHAnsi"/>
+          <w:sz w:val="22"/>
+          <w:szCs w:val="22"/>
+        </w:rPr>
+        <w:t>여러</w:t>
+      </w:r>
+      <w:r>
+        <w:rPr>
+          <w:rFonts w:asciiTheme="majorHAnsi" w:eastAsiaTheme="majorHAnsi" w:hAnsiTheme="majorHAnsi" w:hint="eastAsia"/>
+          <w:sz w:val="22"/>
+          <w:szCs w:val="22"/>
+        </w:rPr>
+        <w:t xml:space="preserve"> </w:t>
+      </w:r>
+      <w:r>
+        <w:rPr>
+          <w:rFonts w:asciiTheme="majorHAnsi" w:eastAsiaTheme="majorHAnsi" w:hAnsiTheme="majorHAnsi"/>
+          <w:sz w:val="22"/>
+          <w:szCs w:val="22"/>
+        </w:rPr>
+        <w:t>장르의</w:t>
+      </w:r>
+      <w:r>
+        <w:rPr>
+          <w:rFonts w:asciiTheme="majorHAnsi" w:eastAsiaTheme="majorHAnsi" w:hAnsiTheme="majorHAnsi" w:hint="eastAsia"/>
+          <w:sz w:val="22"/>
+          <w:szCs w:val="22"/>
+        </w:rPr>
+        <w:t xml:space="preserve"> </w:t>
+      </w:r>
+      <w:r>
+        <w:rPr>
+          <w:rFonts w:asciiTheme="majorHAnsi" w:eastAsiaTheme="majorHAnsi" w:hAnsiTheme="majorHAnsi"/>
+          <w:sz w:val="22"/>
+          <w:szCs w:val="22"/>
+        </w:rPr>
+        <w:t>게임을 개발하고, Unreal Engine도 함께 다루며 상용 엔진의 구조와 워크플로우에 대한 이해를 넓혔습니다. 이를 바탕으로 여러 게임을 직접 개발하며 기초를 탄탄히 다졌고, 동시에 C++의 메모리 관리와 성능 최적화에 대한 매력을 느</w:t>
+      </w:r>
+      <w:r>
+        <w:rPr>
+          <w:rFonts w:asciiTheme="majorHAnsi" w:eastAsiaTheme="majorHAnsi" w:hAnsiTheme="majorHAnsi"/>
+          <w:sz w:val="22"/>
+          <w:szCs w:val="22"/>
+        </w:rPr>
+        <w:t>꼈으며</w:t>
+      </w:r>
+      <w:r>
+        <w:rPr>
+          <w:rFonts w:asciiTheme="majorHAnsi" w:eastAsiaTheme="majorHAnsi" w:hAnsiTheme="majorHAnsi" w:hint="eastAsia"/>
+          <w:sz w:val="22"/>
+          <w:szCs w:val="22"/>
+        </w:rPr>
+        <w:t>,</w:t>
+      </w:r>
+      <w:r>
+        <w:rPr>
+          <w:rFonts w:asciiTheme="majorHAnsi" w:eastAsiaTheme="majorHAnsi" w:hAnsiTheme="majorHAnsi"/>
+          <w:sz w:val="22"/>
+          <w:szCs w:val="22"/>
+        </w:rPr>
+        <w:t xml:space="preserve"> 졸업 후 C++를 더 깊게 공부하고자 목표를 세웠습니다.</w:t>
       </w:r>
     </w:p>
     <w:p>
       <w:pPr>
-        <w:pStyle w:val="NormalWeb"/>
+        <w:pStyle w:val="a4"/>
         <w:jc w:val="both"/>
         <w:rPr>
           <w:rFonts w:asciiTheme="majorHAnsi" w:eastAsiaTheme="majorHAnsi" w:hAnsiTheme="majorHAnsi"/>
+          <w:sz w:val="22"/>
+          <w:szCs w:val="22"/>
         </w:rPr>
       </w:pPr>
       <w:r>
         <w:rPr>
           <w:rFonts w:asciiTheme="majorHAnsi" w:eastAsiaTheme="majorHAnsi" w:hAnsiTheme="majorHAnsi"/>
-        </w:rPr>
-        <w:t>졸업 후에는 이 목표를 실현하며 C++/SDL2 기반</w:t>
-      </w:r>
-      <w:r>
-        <w:rPr>
-          <w:rFonts w:asciiTheme="majorHAnsi" w:eastAsiaTheme="majorHAnsi" w:hAnsiTheme="majorHAnsi" w:hint="eastAsia"/>
+          <w:sz w:val="22"/>
+          <w:szCs w:val="22"/>
+        </w:rPr>
+        <w:t xml:space="preserve">졸업 </w:t>
+      </w:r>
+      <w:r>
+        <w:rPr>
+          <w:rFonts w:asciiTheme="majorHAnsi" w:eastAsiaTheme="majorHAnsi" w:hAnsiTheme="majorHAnsi"/>
+          <w:sz w:val="22"/>
+          <w:szCs w:val="22"/>
+        </w:rPr>
+        <w:t>후</w:t>
+      </w:r>
+      <w:r>
+        <w:rPr>
+          <w:rFonts w:asciiTheme="majorHAnsi" w:eastAsiaTheme="majorHAnsi" w:hAnsiTheme="majorHAnsi" w:hint="eastAsia"/>
+          <w:sz w:val="22"/>
+          <w:szCs w:val="22"/>
+        </w:rPr>
+        <w:t>,</w:t>
+      </w:r>
+      <w:r>
+        <w:rPr>
+          <w:rFonts w:asciiTheme="majorHAnsi" w:eastAsiaTheme="majorHAnsi" w:hAnsiTheme="majorHAnsi"/>
+          <w:sz w:val="22"/>
+          <w:szCs w:val="22"/>
+        </w:rPr>
+        <w:t xml:space="preserve"> 이 목표를 실현하며 C++/SDL2 기반</w:t>
+      </w:r>
+      <w:r>
+        <w:rPr>
+          <w:rFonts w:asciiTheme="majorHAnsi" w:eastAsiaTheme="majorHAnsi" w:hAnsiTheme="majorHAnsi" w:hint="eastAsia"/>
+          <w:sz w:val="22"/>
+          <w:szCs w:val="22"/>
         </w:rPr>
         <w:t>으로</w:t>
       </w:r>
       <w:r>
         <w:rPr>
           <w:rFonts w:asciiTheme="majorHAnsi" w:eastAsiaTheme="majorHAnsi" w:hAnsiTheme="majorHAnsi"/>
+          <w:sz w:val="22"/>
+          <w:szCs w:val="22"/>
         </w:rPr>
         <w:t xml:space="preserve"> 2D 게임 프레임워크를</w:t>
       </w:r>
       <w:r>
         <w:rPr>
           <w:rFonts w:asciiTheme="majorHAnsi" w:eastAsiaTheme="majorHAnsi" w:hAnsiTheme="majorHAnsi" w:hint="eastAsia"/>
+          <w:sz w:val="22"/>
+          <w:szCs w:val="22"/>
         </w:rPr>
         <w:t xml:space="preserve"> </w:t>
       </w:r>
       <w:r>
         <w:rPr>
           <w:rFonts w:asciiTheme="majorHAnsi" w:eastAsiaTheme="majorHAnsi" w:hAnsiTheme="majorHAnsi" w:hint="eastAsia"/>
+          <w:sz w:val="22"/>
+          <w:szCs w:val="22"/>
         </w:rPr>
         <w:t>직접 설계하고</w:t>
       </w:r>
       <w:r>
         <w:rPr>
           <w:rFonts w:asciiTheme="majorHAnsi" w:eastAsiaTheme="majorHAnsi" w:hAnsiTheme="majorHAnsi" w:hint="eastAsia"/>
+          <w:sz w:val="22"/>
+          <w:szCs w:val="22"/>
         </w:rPr>
         <w:t xml:space="preserve"> </w:t>
       </w:r>
       <w:r>
         <w:rPr>
           <w:rFonts w:asciiTheme="majorHAnsi" w:eastAsiaTheme="majorHAnsi" w:hAnsiTheme="majorHAnsi" w:hint="eastAsia"/>
+          <w:sz w:val="22"/>
+          <w:szCs w:val="22"/>
         </w:rPr>
         <w:t>구축했으며</w:t>
       </w:r>
       <w:r>
         <w:rPr>
           <w:rFonts w:asciiTheme="majorHAnsi" w:eastAsiaTheme="majorHAnsi" w:hAnsiTheme="majorHAnsi"/>
-        </w:rPr>
-        <w:t xml:space="preserve">, 이를 활용해 실제 게임도 제작했습니다. </w:t>
-      </w:r>
-      <w:r>
-        <w:rPr>
-          <w:rFonts w:asciiTheme="majorHAnsi" w:eastAsiaTheme="majorHAnsi" w:hAnsiTheme="majorHAnsi" w:hint="eastAsia"/>
-        </w:rPr>
-        <w:t xml:space="preserve">다양한 학업 </w:t>
-      </w:r>
-      <w:r>
-        <w:rPr>
-          <w:rFonts w:asciiTheme="majorHAnsi" w:eastAsiaTheme="majorHAnsi" w:hAnsiTheme="majorHAnsi" w:hint="eastAsia"/>
-        </w:rPr>
-        <w:t>작품</w:t>
-      </w:r>
-      <w:r>
-        <w:rPr>
-          <w:rFonts w:asciiTheme="majorHAnsi" w:eastAsiaTheme="majorHAnsi" w:hAnsiTheme="majorHAnsi" w:hint="eastAsia"/>
-        </w:rPr>
-        <w:t>을 포함한 모든 프로젝</w:t>
-      </w:r>
-      <w:r>
-        <w:rPr>
-          <w:rFonts w:asciiTheme="majorHAnsi" w:eastAsiaTheme="majorHAnsi" w:hAnsiTheme="majorHAnsi" w:hint="eastAsia"/>
-        </w:rPr>
-        <w:t>트</w:t>
-      </w:r>
-      <w:r>
-        <w:rPr>
-          <w:rFonts w:asciiTheme="majorHAnsi" w:eastAsiaTheme="majorHAnsi" w:hAnsiTheme="majorHAnsi" w:hint="eastAsia"/>
-        </w:rPr>
-        <w:t>를</w:t>
-      </w:r>
-      <w:r>
-        <w:rPr>
-          <w:rFonts w:asciiTheme="majorHAnsi" w:eastAsiaTheme="majorHAnsi" w:hAnsiTheme="majorHAnsi" w:hint="eastAsia"/>
-        </w:rPr>
-        <w:t xml:space="preserve"> 사이트에 정리</w:t>
-      </w:r>
-      <w:r>
-        <w:rPr>
-          <w:rFonts w:asciiTheme="majorHAnsi" w:eastAsiaTheme="majorHAnsi" w:hAnsiTheme="majorHAnsi" w:hint="eastAsia"/>
-        </w:rPr>
-        <w:t>했</w:t>
-      </w:r>
-      <w:r>
-        <w:rPr>
-          <w:rFonts w:asciiTheme="majorHAnsi" w:eastAsiaTheme="majorHAnsi" w:hAnsiTheme="majorHAnsi" w:hint="eastAsia"/>
-        </w:rPr>
-        <w:t xml:space="preserve">으며, </w:t>
-      </w:r>
-      <w:r>
-        <w:rPr>
-          <w:rFonts w:asciiTheme="majorHAnsi" w:eastAsiaTheme="majorHAnsi" w:hAnsiTheme="majorHAnsi"/>
-        </w:rPr>
-        <w:t>개발자로서 쌓아온 기술</w:t>
-      </w:r>
-      <w:r>
-        <w:rPr>
-          <w:rFonts w:asciiTheme="majorHAnsi" w:eastAsiaTheme="majorHAnsi" w:hAnsiTheme="majorHAnsi" w:hint="eastAsia"/>
-        </w:rPr>
-        <w:t xml:space="preserve"> 역량</w:t>
-      </w:r>
-      <w:r>
-        <w:rPr>
-          <w:rFonts w:asciiTheme="majorHAnsi" w:eastAsiaTheme="majorHAnsi" w:hAnsiTheme="majorHAnsi" w:hint="eastAsia"/>
-        </w:rPr>
-        <w:t>도</w:t>
-      </w:r>
-      <w:r>
-        <w:rPr>
-          <w:rFonts w:asciiTheme="majorHAnsi" w:eastAsiaTheme="majorHAnsi" w:hAnsiTheme="majorHAnsi"/>
+          <w:sz w:val="22"/>
+          <w:szCs w:val="22"/>
+        </w:rPr>
+        <w:t xml:space="preserve">, 이를 활용해 </w:t>
+      </w:r>
+      <w:r>
+        <w:rPr>
+          <w:rFonts w:asciiTheme="majorHAnsi" w:eastAsiaTheme="majorHAnsi" w:hAnsiTheme="majorHAnsi"/>
+          <w:sz w:val="22"/>
+          <w:szCs w:val="22"/>
+        </w:rPr>
+        <w:t>완전한</w:t>
+      </w:r>
+      <w:r>
+        <w:rPr>
+          <w:rFonts w:asciiTheme="majorHAnsi" w:eastAsiaTheme="majorHAnsi" w:hAnsiTheme="majorHAnsi" w:hint="eastAsia"/>
+          <w:sz w:val="22"/>
+          <w:szCs w:val="22"/>
+        </w:rPr>
+        <w:t xml:space="preserve"> 형태의 </w:t>
+      </w:r>
+      <w:r>
+        <w:rPr>
+          <w:rFonts w:asciiTheme="majorHAnsi" w:eastAsiaTheme="majorHAnsi" w:hAnsiTheme="majorHAnsi"/>
+          <w:sz w:val="22"/>
+          <w:szCs w:val="22"/>
+        </w:rPr>
+        <w:t xml:space="preserve">게임도 제작했습니다. </w:t>
+      </w:r>
+      <w:r>
+        <w:rPr>
+          <w:rFonts w:asciiTheme="majorHAnsi" w:eastAsiaTheme="majorHAnsi" w:hAnsiTheme="majorHAnsi"/>
+          <w:sz w:val="22"/>
+          <w:szCs w:val="22"/>
+        </w:rPr>
+        <w:t>개발자로서</w:t>
+      </w:r>
+      <w:r>
+        <w:rPr>
+          <w:rFonts w:asciiTheme="majorHAnsi" w:eastAsiaTheme="majorHAnsi" w:hAnsiTheme="majorHAnsi" w:hint="eastAsia"/>
+          <w:sz w:val="22"/>
+          <w:szCs w:val="22"/>
+        </w:rPr>
+        <w:t xml:space="preserve"> 쌓아온 기술 역량과 다양한 학업 작품을 포함한 여러 프로젝트를 정리한 사이트를 참고해주시면 감사하겠습니다.</w:t>
+      </w:r>
+      <w:r>
+        <w:rPr>
+          <w:rFonts w:asciiTheme="majorHAnsi" w:eastAsiaTheme="majorHAnsi" w:hAnsiTheme="majorHAnsi" w:hint="eastAsia"/>
+          <w:sz w:val="22"/>
+          <w:szCs w:val="22"/>
         </w:rPr>
         <w:t xml:space="preserve"> </w:t>
       </w:r>
-      <w:r>
-        <w:rPr>
-          <w:rFonts w:asciiTheme="majorHAnsi" w:eastAsiaTheme="majorHAnsi" w:hAnsiTheme="majorHAnsi" w:hint="eastAsia"/>
-        </w:rPr>
-        <w:t>참고해주시면 감사하겠</w:t>
-      </w:r>
-      <w:r>
-        <w:rPr>
-          <w:rFonts w:asciiTheme="majorHAnsi" w:eastAsiaTheme="majorHAnsi" w:hAnsiTheme="majorHAnsi"/>
-        </w:rPr>
-        <w:t>습니다.</w:t>
-      </w:r>
-      <w:r>
-        <w:rPr>
-          <w:rFonts w:asciiTheme="majorHAnsi" w:eastAsiaTheme="majorHAnsi" w:hAnsiTheme="majorHAnsi" w:hint="eastAsia"/>
-        </w:rPr>
-        <w:t xml:space="preserve"> </w:t>
-      </w:r>
-      <w:hyperlink r:id="rId4" w:tgtFrame="_new" w:history="1">
+      <w:hyperlink r:id="rId6" w:tgtFrame="_new" w:history="1">
         <w:r>
           <w:rPr>
-            <w:rStyle w:val="Hyperlink"/>
+            <w:rStyle w:val="a5"/>
             <w:rFonts w:asciiTheme="majorHAnsi" w:eastAsiaTheme="majorHAnsi" w:hAnsiTheme="majorHAnsi"/>
+            <w:sz w:val="22"/>
+            <w:szCs w:val="22"/>
           </w:rPr>
           <w:t>https://woo95.github.io/Devhub/</w:t>
         </w:r>
@@ -980,108 +1388,140 @@
     </w:p>
     <w:p>
       <w:pPr>
-        <w:pStyle w:val="NormalWeb"/>
+        <w:pStyle w:val="a4"/>
         <w:jc w:val="both"/>
         <w:rPr>
           <w:rFonts w:asciiTheme="majorHAnsi" w:eastAsiaTheme="majorHAnsi" w:hAnsiTheme="majorHAnsi"/>
+          <w:sz w:val="22"/>
+          <w:szCs w:val="22"/>
         </w:rPr>
       </w:pPr>
       <w:r>
         <w:rPr>
-          <w:rFonts w:asciiTheme="majorHAnsi" w:eastAsiaTheme="majorHAnsi" w:hAnsiTheme="majorHAnsi" w:hint="eastAsia"/>
-        </w:rPr>
-        <w:t>게임은</w:t>
-      </w:r>
-      <w:r>
-        <w:rPr>
-          <w:rFonts w:asciiTheme="majorHAnsi" w:eastAsiaTheme="majorHAnsi" w:hAnsiTheme="majorHAnsi"/>
-        </w:rPr>
-        <w:t xml:space="preserve"> 국경과 언어를 넘어 전 세계를 하나로 잇는 강력한 소통의 매체라고 믿습니다. 저는 게임에 대한 깊은 열정과 더불어, 한국어와 영어 모두에 능통한 언어, 그리고 </w:t>
-      </w:r>
-      <w:r>
-        <w:rPr>
-          <w:rFonts w:asciiTheme="majorHAnsi" w:eastAsiaTheme="majorHAnsi" w:hAnsiTheme="majorHAnsi" w:hint="eastAsia"/>
-        </w:rPr>
-        <w:t>탄탄한 개발 역량</w:t>
-      </w:r>
-      <w:r>
-        <w:rPr>
-          <w:rFonts w:asciiTheme="majorHAnsi" w:eastAsiaTheme="majorHAnsi" w:hAnsiTheme="majorHAnsi"/>
-        </w:rPr>
-        <w:t xml:space="preserve">으로 글로벌 개발 환경에서도 </w:t>
-      </w:r>
-      <w:r>
-        <w:rPr>
-          <w:rFonts w:asciiTheme="majorHAnsi" w:eastAsiaTheme="majorHAnsi" w:hAnsiTheme="majorHAnsi" w:hint="eastAsia"/>
-        </w:rPr>
-        <w:t>충분히</w:t>
-      </w:r>
-      <w:r>
-        <w:rPr>
-          <w:rFonts w:asciiTheme="majorHAnsi" w:eastAsiaTheme="majorHAnsi" w:hAnsiTheme="majorHAnsi"/>
-        </w:rPr>
-        <w:t xml:space="preserve"> 기여할 수 있</w:t>
-      </w:r>
-      <w:r>
-        <w:rPr>
-          <w:rFonts w:asciiTheme="majorHAnsi" w:eastAsiaTheme="majorHAnsi" w:hAnsiTheme="majorHAnsi" w:hint="eastAsia"/>
-        </w:rPr>
-        <w:t>다고 믿습</w:t>
-      </w:r>
-      <w:r>
-        <w:rPr>
-          <w:rFonts w:asciiTheme="majorHAnsi" w:eastAsiaTheme="majorHAnsi" w:hAnsiTheme="majorHAnsi"/>
-        </w:rPr>
-        <w:t>니다.</w:t>
+          <w:rFonts w:asciiTheme="majorHAnsi" w:eastAsiaTheme="majorHAnsi" w:hAnsiTheme="majorHAnsi"/>
+          <w:sz w:val="22"/>
+          <w:szCs w:val="22"/>
+        </w:rPr>
+        <w:t>게임에</w:t>
+      </w:r>
+      <w:r>
+        <w:rPr>
+          <w:rFonts w:asciiTheme="majorHAnsi" w:eastAsiaTheme="majorHAnsi" w:hAnsiTheme="majorHAnsi" w:hint="eastAsia"/>
+          <w:sz w:val="22"/>
+          <w:szCs w:val="22"/>
+        </w:rPr>
+        <w:t xml:space="preserve"> 대한 깊은 열정과 더불어,</w:t>
+      </w:r>
+      <w:r>
+        <w:rPr>
+          <w:rFonts w:asciiTheme="majorHAnsi" w:eastAsiaTheme="majorHAnsi" w:hAnsiTheme="majorHAnsi"/>
+          <w:sz w:val="22"/>
+          <w:szCs w:val="22"/>
+        </w:rPr>
+        <w:t xml:space="preserve"> 한국어와 영어에 모두 능통하며, 탄탄한</w:t>
+      </w:r>
+      <w:r>
+        <w:rPr>
+          <w:rFonts w:asciiTheme="majorHAnsi" w:eastAsiaTheme="majorHAnsi" w:hAnsiTheme="majorHAnsi" w:hint="eastAsia"/>
+          <w:sz w:val="22"/>
+          <w:szCs w:val="22"/>
+        </w:rPr>
+        <w:t xml:space="preserve"> </w:t>
+      </w:r>
+      <w:r>
+        <w:rPr>
+          <w:rFonts w:asciiTheme="majorHAnsi" w:eastAsiaTheme="majorHAnsi" w:hAnsiTheme="majorHAnsi"/>
+          <w:sz w:val="22"/>
+          <w:szCs w:val="22"/>
+        </w:rPr>
+        <w:t>개발 역량을 글로벌 개발 환경에서도 기여하고자 합니다. 게임이 국경과 언어를 넘어 세계를</w:t>
+      </w:r>
+      <w:r>
+        <w:rPr>
+          <w:rFonts w:asciiTheme="majorHAnsi" w:eastAsiaTheme="majorHAnsi" w:hAnsiTheme="majorHAnsi" w:hint="eastAsia"/>
+          <w:sz w:val="22"/>
+          <w:szCs w:val="22"/>
+        </w:rPr>
+        <w:t xml:space="preserve"> 하나로 잇는 강력한 소통의 매체라고</w:t>
+      </w:r>
+      <w:r>
+        <w:rPr>
+          <w:rFonts w:asciiTheme="majorHAnsi" w:eastAsiaTheme="majorHAnsi" w:hAnsiTheme="majorHAnsi"/>
+          <w:sz w:val="22"/>
+          <w:szCs w:val="22"/>
+        </w:rPr>
+        <w:t xml:space="preserve"> 생각합니다.</w:t>
       </w:r>
     </w:p>
     <w:p>
       <w:pPr>
-        <w:pStyle w:val="NormalWeb"/>
+        <w:pStyle w:val="a4"/>
         <w:jc w:val="both"/>
         <w:rPr>
           <w:rFonts w:asciiTheme="majorHAnsi" w:eastAsiaTheme="majorHAnsi" w:hAnsiTheme="majorHAnsi"/>
+          <w:sz w:val="22"/>
+          <w:szCs w:val="22"/>
         </w:rPr>
       </w:pPr>
       <w:r>
         <w:rPr>
           <w:rFonts w:asciiTheme="majorHAnsi" w:eastAsiaTheme="majorHAnsi" w:hAnsiTheme="majorHAnsi"/>
+          <w:sz w:val="22"/>
+          <w:szCs w:val="22"/>
         </w:rPr>
         <w:t>기회가 주어진다면 귀사의 일원으로서 책임감과 열정을 다해 의미 있는 게임 개발에 기여하고 싶습니다.</w:t>
       </w:r>
       <w:r>
         <w:rPr>
           <w:rFonts w:asciiTheme="majorHAnsi" w:eastAsiaTheme="majorHAnsi" w:hAnsiTheme="majorHAnsi"/>
+          <w:sz w:val="22"/>
+          <w:szCs w:val="22"/>
         </w:rPr>
         <w:t xml:space="preserve"> </w:t>
       </w:r>
       <w:r>
         <w:rPr>
           <w:rFonts w:asciiTheme="majorHAnsi" w:eastAsiaTheme="majorHAnsi" w:hAnsiTheme="majorHAnsi" w:hint="eastAsia"/>
+          <w:sz w:val="22"/>
+          <w:szCs w:val="22"/>
         </w:rPr>
         <w:t>감사합니다.</w:t>
+      </w:r>
+      <w:r>
+        <w:rPr>
+          <w:rFonts w:asciiTheme="majorHAnsi" w:eastAsiaTheme="majorHAnsi" w:hAnsiTheme="majorHAnsi"/>
+          <w:sz w:val="22"/>
+          <w:szCs w:val="22"/>
+        </w:rPr>
+        <w:t xml:space="preserve"> </w:t>
       </w:r>
     </w:p>
     <w:p>
       <w:pPr>
-        <w:pStyle w:val="NormalWeb"/>
+        <w:pStyle w:val="a4"/>
         <w:jc w:val="both"/>
         <w:rPr>
           <w:rFonts w:asciiTheme="majorHAnsi" w:eastAsiaTheme="majorHAnsi" w:hAnsiTheme="majorHAnsi"/>
+          <w:sz w:val="22"/>
+          <w:szCs w:val="22"/>
         </w:rPr>
       </w:pPr>
     </w:p>
     <w:p>
       <w:pPr>
-        <w:pStyle w:val="NormalWeb"/>
+        <w:pStyle w:val="a4"/>
         <w:jc w:val="both"/>
         <w:rPr>
           <w:rFonts w:asciiTheme="majorHAnsi" w:eastAsiaTheme="majorHAnsi" w:hAnsiTheme="majorHAnsi"/>
+          <w:sz w:val="22"/>
+          <w:szCs w:val="22"/>
         </w:rPr>
       </w:pPr>
       <w:r>
         <w:rPr>
           <w:rFonts w:asciiTheme="majorHAnsi" w:eastAsiaTheme="majorHAnsi" w:hAnsiTheme="majorHAnsi" w:hint="eastAsia"/>
+          <w:sz w:val="22"/>
+          <w:szCs w:val="22"/>
         </w:rPr>
         <w:t>우채완 드림.</w:t>
       </w:r>
@@ -1094,6 +1534,56 @@
     </w:sectPr>
   </w:body>
 </w:document>
+</file>
+
+<file path=word/endnotes.xml><?xml version="1.0" encoding="utf-8"?>
+<w:endnotes xmlns:wpc="http://schemas.microsoft.com/office/word/2010/wordprocessingCanvas" xmlns:mc="http://schemas.openxmlformats.org/markup-compatibility/2006" xmlns:o="urn:schemas-microsoft-com:office:office" xmlns:r="http://schemas.openxmlformats.org/officeDocument/2006/relationships" xmlns:m="http://schemas.openxmlformats.org/officeDocument/2006/math" xmlns:v="urn:schemas-microsoft-com:vml" xmlns:wp14="http://schemas.microsoft.com/office/word/2010/wordprocessingDrawing" xmlns:wp="http://schemas.openxmlformats.org/drawingml/2006/wordprocessingDrawing" xmlns:w10="urn:schemas-microsoft-com:office:word" xmlns:w="http://schemas.openxmlformats.org/wordprocessingml/2006/main" xmlns:w14="http://schemas.microsoft.com/office/word/2010/wordml" xmlns:w15="http://schemas.microsoft.com/office/word/2012/wordml" xmlns:wpg="http://schemas.microsoft.com/office/word/2010/wordprocessingGroup" xmlns:wpi="http://schemas.microsoft.com/office/word/2010/wordprocessingInk" xmlns:wne="http://schemas.microsoft.com/office/word/2006/wordml" xmlns:wps="http://schemas.microsoft.com/office/word/2010/wordprocessingShape" mc:Ignorable="w14 w15 wp14">
+  <w:endnote w:type="separator" w:id="-1">
+    <w:p>
+      <w:pPr>
+        <w:spacing w:after="0" w:line="240" w:lineRule="auto"/>
+      </w:pPr>
+      <w:r>
+        <w:separator/>
+      </w:r>
+    </w:p>
+  </w:endnote>
+  <w:endnote w:type="continuationSeparator" w:id="0">
+    <w:p>
+      <w:pPr>
+        <w:spacing w:after="0" w:line="240" w:lineRule="auto"/>
+      </w:pPr>
+      <w:r>
+        <w:continuationSeparator/>
+      </w:r>
+    </w:p>
+  </w:endnote>
+</w:endnotes>
+</file>
+
+<file path=word/footnotes.xml><?xml version="1.0" encoding="utf-8"?>
+<w:footnotes xmlns:wpc="http://schemas.microsoft.com/office/word/2010/wordprocessingCanvas" xmlns:mc="http://schemas.openxmlformats.org/markup-compatibility/2006" xmlns:o="urn:schemas-microsoft-com:office:office" xmlns:r="http://schemas.openxmlformats.org/officeDocument/2006/relationships" xmlns:m="http://schemas.openxmlformats.org/officeDocument/2006/math" xmlns:v="urn:schemas-microsoft-com:vml" xmlns:wp14="http://schemas.microsoft.com/office/word/2010/wordprocessingDrawing" xmlns:wp="http://schemas.openxmlformats.org/drawingml/2006/wordprocessingDrawing" xmlns:w10="urn:schemas-microsoft-com:office:word" xmlns:w="http://schemas.openxmlformats.org/wordprocessingml/2006/main" xmlns:w14="http://schemas.microsoft.com/office/word/2010/wordml" xmlns:w15="http://schemas.microsoft.com/office/word/2012/wordml" xmlns:wpg="http://schemas.microsoft.com/office/word/2010/wordprocessingGroup" xmlns:wpi="http://schemas.microsoft.com/office/word/2010/wordprocessingInk" xmlns:wne="http://schemas.microsoft.com/office/word/2006/wordml" xmlns:wps="http://schemas.microsoft.com/office/word/2010/wordprocessingShape" mc:Ignorable="w14 w15 wp14">
+  <w:footnote w:type="separator" w:id="-1">
+    <w:p>
+      <w:pPr>
+        <w:spacing w:after="0" w:line="240" w:lineRule="auto"/>
+      </w:pPr>
+      <w:r>
+        <w:separator/>
+      </w:r>
+    </w:p>
+  </w:footnote>
+  <w:footnote w:type="continuationSeparator" w:id="0">
+    <w:p>
+      <w:pPr>
+        <w:spacing w:after="0" w:line="240" w:lineRule="auto"/>
+      </w:pPr>
+      <w:r>
+        <w:continuationSeparator/>
+      </w:r>
+    </w:p>
+  </w:footnote>
+</w:footnotes>
 </file>
 
 <file path=word/styles.xml><?xml version="1.0" encoding="utf-8"?>
@@ -1487,7 +1977,7 @@
     <w:lsdException w:name="List Table 6 Colorful Accent 6" w:uiPriority="51"/>
     <w:lsdException w:name="List Table 7 Colorful Accent 6" w:uiPriority="52"/>
   </w:latentStyles>
-  <w:style w:type="paragraph" w:default="1" w:styleId="Normal">
+  <w:style w:type="paragraph" w:default="1" w:styleId="a">
     <w:name w:val="Normal"/>
     <w:qFormat/>
     <w:pPr>
@@ -1497,13 +1987,13 @@
       <w:autoSpaceDN w:val="0"/>
     </w:pPr>
   </w:style>
-  <w:style w:type="character" w:default="1" w:styleId="DefaultParagraphFont">
+  <w:style w:type="character" w:default="1" w:styleId="a0">
     <w:name w:val="Default Paragraph Font"/>
     <w:uiPriority w:val="1"/>
     <w:semiHidden/>
     <w:unhideWhenUsed/>
   </w:style>
-  <w:style w:type="table" w:default="1" w:styleId="TableNormal">
+  <w:style w:type="table" w:default="1" w:styleId="a1">
     <w:name w:val="Normal Table"/>
     <w:uiPriority w:val="99"/>
     <w:semiHidden/>
@@ -1518,17 +2008,17 @@
       </w:tblCellMar>
     </w:tblPr>
   </w:style>
-  <w:style w:type="numbering" w:default="1" w:styleId="NoList">
+  <w:style w:type="numbering" w:default="1" w:styleId="a2">
     <w:name w:val="No List"/>
     <w:uiPriority w:val="99"/>
     <w:semiHidden/>
     <w:unhideWhenUsed/>
   </w:style>
-  <w:style w:type="paragraph" w:styleId="Title">
+  <w:style w:type="paragraph" w:styleId="a3">
     <w:name w:val="Title"/>
-    <w:basedOn w:val="Normal"/>
-    <w:next w:val="Normal"/>
-    <w:link w:val="TitleChar"/>
+    <w:basedOn w:val="a"/>
+    <w:next w:val="a"/>
+    <w:link w:val="Char"/>
     <w:uiPriority w:val="10"/>
     <w:qFormat/>
     <w:rsid w:val="004D0065"/>
@@ -1545,10 +2035,10 @@
       <w:szCs w:val="32"/>
     </w:rPr>
   </w:style>
-  <w:style w:type="character" w:customStyle="1" w:styleId="TitleChar">
-    <w:name w:val="Title Char"/>
-    <w:basedOn w:val="DefaultParagraphFont"/>
-    <w:link w:val="Title"/>
+  <w:style w:type="character" w:customStyle="1" w:styleId="Char">
+    <w:name w:val="제목 Char"/>
+    <w:basedOn w:val="a0"/>
+    <w:link w:val="a3"/>
     <w:uiPriority w:val="10"/>
     <w:rsid w:val="004D0065"/>
     <w:rPr>
@@ -1559,9 +2049,9 @@
       <w:szCs w:val="32"/>
     </w:rPr>
   </w:style>
-  <w:style w:type="paragraph" w:styleId="NormalWeb">
+  <w:style w:type="paragraph" w:styleId="a4">
     <w:name w:val="Normal (Web)"/>
-    <w:basedOn w:val="Normal"/>
+    <w:basedOn w:val="a"/>
     <w:uiPriority w:val="99"/>
     <w:unhideWhenUsed/>
     <w:rsid w:val="00153A6D"/>
@@ -1580,9 +2070,9 @@
       <w:szCs w:val="24"/>
     </w:rPr>
   </w:style>
-  <w:style w:type="character" w:styleId="Hyperlink">
+  <w:style w:type="character" w:styleId="a5">
     <w:name w:val="Hyperlink"/>
-    <w:basedOn w:val="DefaultParagraphFont"/>
+    <w:basedOn w:val="a0"/>
     <w:uiPriority w:val="99"/>
     <w:unhideWhenUsed/>
     <w:rsid w:val="00153A6D"/>
@@ -1591,9 +2081,9 @@
       <w:u w:val="single"/>
     </w:rPr>
   </w:style>
-  <w:style w:type="character" w:styleId="Emphasis">
+  <w:style w:type="character" w:styleId="a6">
     <w:name w:val="Emphasis"/>
-    <w:basedOn w:val="DefaultParagraphFont"/>
+    <w:basedOn w:val="a0"/>
     <w:uiPriority w:val="20"/>
     <w:qFormat/>
     <w:rsid w:val="00B40FC8"/>
@@ -1601,6 +2091,55 @@
       <w:i/>
       <w:iCs/>
     </w:rPr>
+  </w:style>
+  <w:style w:type="character" w:customStyle="1" w:styleId="bzpyqfadein">
+    <w:name w:val="bz_pyq_fadein"/>
+    <w:basedOn w:val="a0"/>
+    <w:rsid w:val="00F7481A"/>
+  </w:style>
+  <w:style w:type="paragraph" w:styleId="a7">
+    <w:name w:val="header"/>
+    <w:basedOn w:val="a"/>
+    <w:link w:val="Char0"/>
+    <w:uiPriority w:val="99"/>
+    <w:unhideWhenUsed/>
+    <w:rsid w:val="00F7481A"/>
+    <w:pPr>
+      <w:tabs>
+        <w:tab w:val="center" w:pos="4513"/>
+        <w:tab w:val="right" w:pos="9026"/>
+      </w:tabs>
+      <w:snapToGrid w:val="0"/>
+    </w:pPr>
+  </w:style>
+  <w:style w:type="character" w:customStyle="1" w:styleId="Char0">
+    <w:name w:val="머리글 Char"/>
+    <w:basedOn w:val="a0"/>
+    <w:link w:val="a7"/>
+    <w:uiPriority w:val="99"/>
+    <w:rsid w:val="00F7481A"/>
+  </w:style>
+  <w:style w:type="paragraph" w:styleId="a8">
+    <w:name w:val="footer"/>
+    <w:basedOn w:val="a"/>
+    <w:link w:val="Char1"/>
+    <w:uiPriority w:val="99"/>
+    <w:unhideWhenUsed/>
+    <w:rsid w:val="00F7481A"/>
+    <w:pPr>
+      <w:tabs>
+        <w:tab w:val="center" w:pos="4513"/>
+        <w:tab w:val="right" w:pos="9026"/>
+      </w:tabs>
+      <w:snapToGrid w:val="0"/>
+    </w:pPr>
+  </w:style>
+  <w:style w:type="character" w:customStyle="1" w:styleId="Char1">
+    <w:name w:val="바닥글 Char"/>
+    <w:basedOn w:val="a0"/>
+    <w:link w:val="a8"/>
+    <w:uiPriority w:val="99"/>
+    <w:rsid w:val="00F7481A"/>
   </w:style>
 </w:styles>
 </file>
